--- a/book/docx-por-capitulo/parte-a.docx
+++ b/book/docx-por-capitulo/parte-a.docx
@@ -24,16 +24,24 @@
     <w:p>
       <w:pPr>
         <w:pStyle w:val="Endure-FirstParagraphBodyText"/>
+        <w:spacing w:before="100" w:after="100"/>
       </w:pPr>
       <w:r>
+        <w:rPr>
+          <w:sz w:val="20"/>
+        </w:rPr>
         <w:t>Esta parte transforma un dispositivo recién sacado de la caja en una plataforma de inteligencia artificial completamente operativa. Sin atajos, sin suponer conocimientos previos sobre el ecosistema NVIDIA: desde el primer arranque hasta un stack de IA agéntica en producción.</w:t>
       </w:r>
     </w:p>
     <w:p>
       <w:pPr>
         <w:pStyle w:val="Endure-ChapterBodyText"/>
+        <w:spacing w:before="100" w:after="100"/>
       </w:pPr>
       <w:r>
+        <w:rPr>
+          <w:sz w:val="20"/>
+        </w:rPr>
         <w:t>Los dieciocho capítulos de esta parte forman una secuencia acumulativa. Cada configuración que realice se convierte en el andamiaje sobre el que descansan los siguientes capítulos y todos los proyectos de las Partes B y C. Tómese el tiempo necesario en cada uno: la solidez de sus resultados finales depende de la calidad de estos cimientos.</w:t>
       </w:r>
     </w:p>
@@ -49,20 +57,38 @@
         <w:gridCol w:w="2717"/>
       </w:tblGrid>
       <w:tr>
+        <w:trPr>
+          <w:trHeight w:val="453" w:hRule="atLeast"/>
+          <w:tblHeader/>
+        </w:trPr>
         <w:tc>
           <w:tcPr>
             <w:tcW w:type="dxa" w:w="2717"/>
             <w:shd w:val="clear" w:color="auto" w:fill="1A5A6A"/>
-          </w:tcPr>
-          <w:p>
-            <w:pPr>
+            <w:tcBorders>
+              <w:top w:val="single" w:sz="12" w:color="FFFFFF"/>
+              <w:left w:val="single" w:sz="12" w:color="FFFFFF"/>
+              <w:bottom w:val="single" w:sz="12" w:color="FFFFFF"/>
+              <w:right w:val="single" w:sz="12" w:color="FFFFFF"/>
+            </w:tcBorders>
+            <w:vAlign w:val="center"/>
+            <w:tcMar>
+              <w:top w:w="60" w:type="dxa"/>
+              <w:left w:w="120" w:type="dxa"/>
+              <w:bottom w:w="60" w:type="dxa"/>
+              <w:right w:w="80" w:type="dxa"/>
+            </w:tcMar>
+          </w:tcPr>
+          <w:p>
+            <w:pPr>
+              <w:spacing w:before="0" w:after="0"/>
               <w:jc w:val="center"/>
             </w:pPr>
             <w:r>
               <w:rPr>
                 <w:b/>
                 <w:color w:val="FFFFFF"/>
-                <w:sz w:val="17"/>
+                <w:sz w:val="16"/>
               </w:rPr>
               <w:t>Capítulo</w:t>
             </w:r>
@@ -72,16 +98,30 @@
           <w:tcPr>
             <w:tcW w:type="dxa" w:w="2717"/>
             <w:shd w:val="clear" w:color="auto" w:fill="1A5A6A"/>
-          </w:tcPr>
-          <w:p>
-            <w:pPr>
+            <w:tcBorders>
+              <w:top w:val="single" w:sz="12" w:color="FFFFFF"/>
+              <w:left w:val="single" w:sz="12" w:color="FFFFFF"/>
+              <w:bottom w:val="single" w:sz="12" w:color="FFFFFF"/>
+              <w:right w:val="single" w:sz="12" w:color="FFFFFF"/>
+            </w:tcBorders>
+            <w:vAlign w:val="center"/>
+            <w:tcMar>
+              <w:top w:w="60" w:type="dxa"/>
+              <w:left w:w="120" w:type="dxa"/>
+              <w:bottom w:w="60" w:type="dxa"/>
+              <w:right w:w="80" w:type="dxa"/>
+            </w:tcMar>
+          </w:tcPr>
+          <w:p>
+            <w:pPr>
+              <w:spacing w:before="0" w:after="0"/>
               <w:jc w:val="center"/>
             </w:pPr>
             <w:r>
               <w:rPr>
                 <w:b/>
                 <w:color w:val="FFFFFF"/>
-                <w:sz w:val="17"/>
+                <w:sz w:val="16"/>
               </w:rPr>
               <w:t>Tema</w:t>
             </w:r>
@@ -91,16 +131,30 @@
           <w:tcPr>
             <w:tcW w:type="dxa" w:w="2717"/>
             <w:shd w:val="clear" w:color="auto" w:fill="1A5A6A"/>
-          </w:tcPr>
-          <w:p>
-            <w:pPr>
+            <w:tcBorders>
+              <w:top w:val="single" w:sz="12" w:color="FFFFFF"/>
+              <w:left w:val="single" w:sz="12" w:color="FFFFFF"/>
+              <w:bottom w:val="single" w:sz="12" w:color="FFFFFF"/>
+              <w:right w:val="single" w:sz="12" w:color="FFFFFF"/>
+            </w:tcBorders>
+            <w:vAlign w:val="center"/>
+            <w:tcMar>
+              <w:top w:w="60" w:type="dxa"/>
+              <w:left w:w="120" w:type="dxa"/>
+              <w:bottom w:w="60" w:type="dxa"/>
+              <w:right w:w="80" w:type="dxa"/>
+            </w:tcMar>
+          </w:tcPr>
+          <w:p>
+            <w:pPr>
+              <w:spacing w:before="0" w:after="0"/>
               <w:jc w:val="center"/>
             </w:pPr>
             <w:r>
               <w:rPr>
                 <w:b/>
                 <w:color w:val="FFFFFF"/>
-                <w:sz w:val="17"/>
+                <w:sz w:val="16"/>
               </w:rPr>
               <w:t>Lo que logrará</w:t>
             </w:r>
@@ -108,15 +162,35 @@
         </w:tc>
       </w:tr>
       <w:tr>
-        <w:tc>
-          <w:tcPr>
-            <w:tcW w:type="dxa" w:w="2717"/>
-            <w:shd w:val="clear" w:color="auto" w:fill="F8F8F8"/>
-          </w:tcPr>
-          <w:p>
-            <w:r>
-              <w:rPr>
-                <w:sz w:val="17"/>
+        <w:trPr>
+          <w:trHeight w:val="283" w:hRule="atLeast"/>
+        </w:trPr>
+        <w:tc>
+          <w:tcPr>
+            <w:tcW w:type="dxa" w:w="2717"/>
+            <w:shd w:val="clear" w:color="auto" w:fill="EAEAEA"/>
+            <w:tcBorders>
+              <w:top w:val="single" w:sz="12" w:color="FFFFFF"/>
+              <w:left w:val="single" w:sz="12" w:color="FFFFFF"/>
+              <w:bottom w:val="single" w:sz="12" w:color="FFFFFF"/>
+              <w:right w:val="single" w:sz="12" w:color="FFFFFF"/>
+            </w:tcBorders>
+            <w:vAlign w:val="center"/>
+            <w:tcMar>
+              <w:top w:w="40" w:type="dxa"/>
+              <w:left w:w="120" w:type="dxa"/>
+              <w:bottom w:w="40" w:type="dxa"/>
+              <w:right w:w="80" w:type="dxa"/>
+            </w:tcMar>
+          </w:tcPr>
+          <w:p>
+            <w:pPr>
+              <w:spacing w:before="0" w:after="0"/>
+              <w:jc w:val="center"/>
+            </w:pPr>
+            <w:r>
+              <w:rPr>
+                <w:sz w:val="16"/>
               </w:rPr>
               <w:t>1</w:t>
             </w:r>
@@ -125,12 +199,29 @@
         <w:tc>
           <w:tcPr>
             <w:tcW w:type="dxa" w:w="2717"/>
-            <w:shd w:val="clear" w:color="auto" w:fill="F8F8F8"/>
-          </w:tcPr>
-          <w:p>
-            <w:r>
-              <w:rPr>
-                <w:sz w:val="17"/>
+            <w:shd w:val="clear" w:color="auto" w:fill="EAEAEA"/>
+            <w:tcBorders>
+              <w:top w:val="single" w:sz="12" w:color="FFFFFF"/>
+              <w:left w:val="single" w:sz="12" w:color="FFFFFF"/>
+              <w:bottom w:val="single" w:sz="12" w:color="FFFFFF"/>
+              <w:right w:val="single" w:sz="12" w:color="FFFFFF"/>
+            </w:tcBorders>
+            <w:vAlign w:val="center"/>
+            <w:tcMar>
+              <w:top w:w="40" w:type="dxa"/>
+              <w:left w:w="120" w:type="dxa"/>
+              <w:bottom w:w="40" w:type="dxa"/>
+              <w:right w:w="80" w:type="dxa"/>
+            </w:tcMar>
+          </w:tcPr>
+          <w:p>
+            <w:pPr>
+              <w:spacing w:before="0" w:after="0"/>
+              <w:jc w:val="center"/>
+            </w:pPr>
+            <w:r>
+              <w:rPr>
+                <w:sz w:val="16"/>
               </w:rPr>
               <w:t>Inicio Rápido y Hardware</w:t>
             </w:r>
@@ -139,12 +230,29 @@
         <w:tc>
           <w:tcPr>
             <w:tcW w:type="dxa" w:w="2717"/>
-            <w:shd w:val="clear" w:color="auto" w:fill="F8F8F8"/>
-          </w:tcPr>
-          <w:p>
-            <w:r>
-              <w:rPr>
-                <w:sz w:val="17"/>
+            <w:shd w:val="clear" w:color="auto" w:fill="EAEAEA"/>
+            <w:tcBorders>
+              <w:top w:val="single" w:sz="12" w:color="FFFFFF"/>
+              <w:left w:val="single" w:sz="12" w:color="FFFFFF"/>
+              <w:bottom w:val="single" w:sz="12" w:color="FFFFFF"/>
+              <w:right w:val="single" w:sz="12" w:color="FFFFFF"/>
+            </w:tcBorders>
+            <w:vAlign w:val="center"/>
+            <w:tcMar>
+              <w:top w:w="40" w:type="dxa"/>
+              <w:left w:w="120" w:type="dxa"/>
+              <w:bottom w:w="40" w:type="dxa"/>
+              <w:right w:w="80" w:type="dxa"/>
+            </w:tcMar>
+          </w:tcPr>
+          <w:p>
+            <w:pPr>
+              <w:spacing w:before="0" w:after="0"/>
+              <w:jc w:val="both"/>
+            </w:pPr>
+            <w:r>
+              <w:rPr>
+                <w:sz w:val="16"/>
               </w:rPr>
               <w:t>Conocer las especificaciones exactas de su Jetson</w:t>
             </w:r>
@@ -152,15 +260,35 @@
         </w:tc>
       </w:tr>
       <w:tr>
-        <w:tc>
-          <w:tcPr>
-            <w:tcW w:type="dxa" w:w="2717"/>
-            <w:shd w:val="clear" w:color="auto" w:fill="FFFFFF"/>
-          </w:tcPr>
-          <w:p>
-            <w:r>
-              <w:rPr>
-                <w:sz w:val="17"/>
+        <w:trPr>
+          <w:trHeight w:val="283" w:hRule="atLeast"/>
+        </w:trPr>
+        <w:tc>
+          <w:tcPr>
+            <w:tcW w:type="dxa" w:w="2717"/>
+            <w:shd w:val="clear" w:color="auto" w:fill="EAEAEA"/>
+            <w:tcBorders>
+              <w:top w:val="single" w:sz="12" w:color="FFFFFF"/>
+              <w:left w:val="single" w:sz="12" w:color="FFFFFF"/>
+              <w:bottom w:val="single" w:sz="12" w:color="FFFFFF"/>
+              <w:right w:val="single" w:sz="12" w:color="FFFFFF"/>
+            </w:tcBorders>
+            <w:vAlign w:val="center"/>
+            <w:tcMar>
+              <w:top w:w="40" w:type="dxa"/>
+              <w:left w:w="120" w:type="dxa"/>
+              <w:bottom w:w="40" w:type="dxa"/>
+              <w:right w:w="80" w:type="dxa"/>
+            </w:tcMar>
+          </w:tcPr>
+          <w:p>
+            <w:pPr>
+              <w:spacing w:before="0" w:after="0"/>
+              <w:jc w:val="center"/>
+            </w:pPr>
+            <w:r>
+              <w:rPr>
+                <w:sz w:val="16"/>
               </w:rPr>
               <w:t>2</w:t>
             </w:r>
@@ -169,12 +297,29 @@
         <w:tc>
           <w:tcPr>
             <w:tcW w:type="dxa" w:w="2717"/>
-            <w:shd w:val="clear" w:color="auto" w:fill="FFFFFF"/>
-          </w:tcPr>
-          <w:p>
-            <w:r>
-              <w:rPr>
-                <w:sz w:val="17"/>
+            <w:shd w:val="clear" w:color="auto" w:fill="EAEAEA"/>
+            <w:tcBorders>
+              <w:top w:val="single" w:sz="12" w:color="FFFFFF"/>
+              <w:left w:val="single" w:sz="12" w:color="FFFFFF"/>
+              <w:bottom w:val="single" w:sz="12" w:color="FFFFFF"/>
+              <w:right w:val="single" w:sz="12" w:color="FFFFFF"/>
+            </w:tcBorders>
+            <w:vAlign w:val="center"/>
+            <w:tcMar>
+              <w:top w:w="40" w:type="dxa"/>
+              <w:left w:w="120" w:type="dxa"/>
+              <w:bottom w:w="40" w:type="dxa"/>
+              <w:right w:w="80" w:type="dxa"/>
+            </w:tcMar>
+          </w:tcPr>
+          <w:p>
+            <w:pPr>
+              <w:spacing w:before="0" w:after="0"/>
+              <w:jc w:val="center"/>
+            </w:pPr>
+            <w:r>
+              <w:rPr>
+                <w:sz w:val="16"/>
               </w:rPr>
               <w:t>Primer Arranque</w:t>
             </w:r>
@@ -183,12 +328,29 @@
         <w:tc>
           <w:tcPr>
             <w:tcW w:type="dxa" w:w="2717"/>
-            <w:shd w:val="clear" w:color="auto" w:fill="FFFFFF"/>
-          </w:tcPr>
-          <w:p>
-            <w:r>
-              <w:rPr>
-                <w:sz w:val="17"/>
+            <w:shd w:val="clear" w:color="auto" w:fill="EAEAEA"/>
+            <w:tcBorders>
+              <w:top w:val="single" w:sz="12" w:color="FFFFFF"/>
+              <w:left w:val="single" w:sz="12" w:color="FFFFFF"/>
+              <w:bottom w:val="single" w:sz="12" w:color="FFFFFF"/>
+              <w:right w:val="single" w:sz="12" w:color="FFFFFF"/>
+            </w:tcBorders>
+            <w:vAlign w:val="center"/>
+            <w:tcMar>
+              <w:top w:w="40" w:type="dxa"/>
+              <w:left w:w="120" w:type="dxa"/>
+              <w:bottom w:w="40" w:type="dxa"/>
+              <w:right w:w="80" w:type="dxa"/>
+            </w:tcMar>
+          </w:tcPr>
+          <w:p>
+            <w:pPr>
+              <w:spacing w:before="0" w:after="0"/>
+              <w:jc w:val="both"/>
+            </w:pPr>
+            <w:r>
+              <w:rPr>
+                <w:sz w:val="16"/>
               </w:rPr>
               <w:t>Sistema operativo instalado y funcional</w:t>
             </w:r>
@@ -196,15 +358,35 @@
         </w:tc>
       </w:tr>
       <w:tr>
-        <w:tc>
-          <w:tcPr>
-            <w:tcW w:type="dxa" w:w="2717"/>
-            <w:shd w:val="clear" w:color="auto" w:fill="F8F8F8"/>
-          </w:tcPr>
-          <w:p>
-            <w:r>
-              <w:rPr>
-                <w:sz w:val="17"/>
+        <w:trPr>
+          <w:trHeight w:val="283" w:hRule="atLeast"/>
+        </w:trPr>
+        <w:tc>
+          <w:tcPr>
+            <w:tcW w:type="dxa" w:w="2717"/>
+            <w:shd w:val="clear" w:color="auto" w:fill="EAEAEA"/>
+            <w:tcBorders>
+              <w:top w:val="single" w:sz="12" w:color="FFFFFF"/>
+              <w:left w:val="single" w:sz="12" w:color="FFFFFF"/>
+              <w:bottom w:val="single" w:sz="12" w:color="FFFFFF"/>
+              <w:right w:val="single" w:sz="12" w:color="FFFFFF"/>
+            </w:tcBorders>
+            <w:vAlign w:val="center"/>
+            <w:tcMar>
+              <w:top w:w="40" w:type="dxa"/>
+              <w:left w:w="120" w:type="dxa"/>
+              <w:bottom w:w="40" w:type="dxa"/>
+              <w:right w:w="80" w:type="dxa"/>
+            </w:tcMar>
+          </w:tcPr>
+          <w:p>
+            <w:pPr>
+              <w:spacing w:before="0" w:after="0"/>
+              <w:jc w:val="center"/>
+            </w:pPr>
+            <w:r>
+              <w:rPr>
+                <w:sz w:val="16"/>
               </w:rPr>
               <w:t>3</w:t>
             </w:r>
@@ -213,12 +395,29 @@
         <w:tc>
           <w:tcPr>
             <w:tcW w:type="dxa" w:w="2717"/>
-            <w:shd w:val="clear" w:color="auto" w:fill="F8F8F8"/>
-          </w:tcPr>
-          <w:p>
-            <w:r>
-              <w:rPr>
-                <w:sz w:val="17"/>
+            <w:shd w:val="clear" w:color="auto" w:fill="EAEAEA"/>
+            <w:tcBorders>
+              <w:top w:val="single" w:sz="12" w:color="FFFFFF"/>
+              <w:left w:val="single" w:sz="12" w:color="FFFFFF"/>
+              <w:bottom w:val="single" w:sz="12" w:color="FFFFFF"/>
+              <w:right w:val="single" w:sz="12" w:color="FFFFFF"/>
+            </w:tcBorders>
+            <w:vAlign w:val="center"/>
+            <w:tcMar>
+              <w:top w:w="40" w:type="dxa"/>
+              <w:left w:w="120" w:type="dxa"/>
+              <w:bottom w:w="40" w:type="dxa"/>
+              <w:right w:w="80" w:type="dxa"/>
+            </w:tcMar>
+          </w:tcPr>
+          <w:p>
+            <w:pPr>
+              <w:spacing w:before="0" w:after="0"/>
+              <w:jc w:val="center"/>
+            </w:pPr>
+            <w:r>
+              <w:rPr>
+                <w:sz w:val="16"/>
               </w:rPr>
               <w:t>Configuración Base</w:t>
             </w:r>
@@ -227,12 +426,29 @@
         <w:tc>
           <w:tcPr>
             <w:tcW w:type="dxa" w:w="2717"/>
-            <w:shd w:val="clear" w:color="auto" w:fill="F8F8F8"/>
-          </w:tcPr>
-          <w:p>
-            <w:r>
-              <w:rPr>
-                <w:sz w:val="17"/>
+            <w:shd w:val="clear" w:color="auto" w:fill="EAEAEA"/>
+            <w:tcBorders>
+              <w:top w:val="single" w:sz="12" w:color="FFFFFF"/>
+              <w:left w:val="single" w:sz="12" w:color="FFFFFF"/>
+              <w:bottom w:val="single" w:sz="12" w:color="FFFFFF"/>
+              <w:right w:val="single" w:sz="12" w:color="FFFFFF"/>
+            </w:tcBorders>
+            <w:vAlign w:val="center"/>
+            <w:tcMar>
+              <w:top w:w="40" w:type="dxa"/>
+              <w:left w:w="120" w:type="dxa"/>
+              <w:bottom w:w="40" w:type="dxa"/>
+              <w:right w:w="80" w:type="dxa"/>
+            </w:tcMar>
+          </w:tcPr>
+          <w:p>
+            <w:pPr>
+              <w:spacing w:before="0" w:after="0"/>
+              <w:jc w:val="both"/>
+            </w:pPr>
+            <w:r>
+              <w:rPr>
+                <w:sz w:val="16"/>
               </w:rPr>
               <w:t>Usuarios, red, servicios esenciales configurados</w:t>
             </w:r>
@@ -240,15 +456,35 @@
         </w:tc>
       </w:tr>
       <w:tr>
-        <w:tc>
-          <w:tcPr>
-            <w:tcW w:type="dxa" w:w="2717"/>
-            <w:shd w:val="clear" w:color="auto" w:fill="FFFFFF"/>
-          </w:tcPr>
-          <w:p>
-            <w:r>
-              <w:rPr>
-                <w:sz w:val="17"/>
+        <w:trPr>
+          <w:trHeight w:val="283" w:hRule="atLeast"/>
+        </w:trPr>
+        <w:tc>
+          <w:tcPr>
+            <w:tcW w:type="dxa" w:w="2717"/>
+            <w:shd w:val="clear" w:color="auto" w:fill="EAEAEA"/>
+            <w:tcBorders>
+              <w:top w:val="single" w:sz="12" w:color="FFFFFF"/>
+              <w:left w:val="single" w:sz="12" w:color="FFFFFF"/>
+              <w:bottom w:val="single" w:sz="12" w:color="FFFFFF"/>
+              <w:right w:val="single" w:sz="12" w:color="FFFFFF"/>
+            </w:tcBorders>
+            <w:vAlign w:val="center"/>
+            <w:tcMar>
+              <w:top w:w="40" w:type="dxa"/>
+              <w:left w:w="120" w:type="dxa"/>
+              <w:bottom w:w="40" w:type="dxa"/>
+              <w:right w:w="80" w:type="dxa"/>
+            </w:tcMar>
+          </w:tcPr>
+          <w:p>
+            <w:pPr>
+              <w:spacing w:before="0" w:after="0"/>
+              <w:jc w:val="center"/>
+            </w:pPr>
+            <w:r>
+              <w:rPr>
+                <w:sz w:val="16"/>
               </w:rPr>
               <w:t>4</w:t>
             </w:r>
@@ -257,12 +493,29 @@
         <w:tc>
           <w:tcPr>
             <w:tcW w:type="dxa" w:w="2717"/>
-            <w:shd w:val="clear" w:color="auto" w:fill="FFFFFF"/>
-          </w:tcPr>
-          <w:p>
-            <w:r>
-              <w:rPr>
-                <w:sz w:val="17"/>
+            <w:shd w:val="clear" w:color="auto" w:fill="EAEAEA"/>
+            <w:tcBorders>
+              <w:top w:val="single" w:sz="12" w:color="FFFFFF"/>
+              <w:left w:val="single" w:sz="12" w:color="FFFFFF"/>
+              <w:bottom w:val="single" w:sz="12" w:color="FFFFFF"/>
+              <w:right w:val="single" w:sz="12" w:color="FFFFFF"/>
+            </w:tcBorders>
+            <w:vAlign w:val="center"/>
+            <w:tcMar>
+              <w:top w:w="40" w:type="dxa"/>
+              <w:left w:w="120" w:type="dxa"/>
+              <w:bottom w:w="40" w:type="dxa"/>
+              <w:right w:w="80" w:type="dxa"/>
+            </w:tcMar>
+          </w:tcPr>
+          <w:p>
+            <w:pPr>
+              <w:spacing w:before="0" w:after="0"/>
+              <w:jc w:val="center"/>
+            </w:pPr>
+            <w:r>
+              <w:rPr>
+                <w:sz w:val="16"/>
               </w:rPr>
               <w:t>Memoria y Almacenamiento</w:t>
             </w:r>
@@ -271,12 +524,29 @@
         <w:tc>
           <w:tcPr>
             <w:tcW w:type="dxa" w:w="2717"/>
-            <w:shd w:val="clear" w:color="auto" w:fill="FFFFFF"/>
-          </w:tcPr>
-          <w:p>
-            <w:r>
-              <w:rPr>
-                <w:sz w:val="17"/>
+            <w:shd w:val="clear" w:color="auto" w:fill="EAEAEA"/>
+            <w:tcBorders>
+              <w:top w:val="single" w:sz="12" w:color="FFFFFF"/>
+              <w:left w:val="single" w:sz="12" w:color="FFFFFF"/>
+              <w:bottom w:val="single" w:sz="12" w:color="FFFFFF"/>
+              <w:right w:val="single" w:sz="12" w:color="FFFFFF"/>
+            </w:tcBorders>
+            <w:vAlign w:val="center"/>
+            <w:tcMar>
+              <w:top w:w="40" w:type="dxa"/>
+              <w:left w:w="120" w:type="dxa"/>
+              <w:bottom w:w="40" w:type="dxa"/>
+              <w:right w:w="80" w:type="dxa"/>
+            </w:tcMar>
+          </w:tcPr>
+          <w:p>
+            <w:pPr>
+              <w:spacing w:before="0" w:after="0"/>
+              <w:jc w:val="center"/>
+            </w:pPr>
+            <w:r>
+              <w:rPr>
+                <w:sz w:val="16"/>
               </w:rPr>
               <w:t>Swap, ZRAM y NVMe optimizados</w:t>
             </w:r>
@@ -284,15 +554,35 @@
         </w:tc>
       </w:tr>
       <w:tr>
-        <w:tc>
-          <w:tcPr>
-            <w:tcW w:type="dxa" w:w="2717"/>
-            <w:shd w:val="clear" w:color="auto" w:fill="F8F8F8"/>
-          </w:tcPr>
-          <w:p>
-            <w:r>
-              <w:rPr>
-                <w:sz w:val="17"/>
+        <w:trPr>
+          <w:trHeight w:val="283" w:hRule="atLeast"/>
+        </w:trPr>
+        <w:tc>
+          <w:tcPr>
+            <w:tcW w:type="dxa" w:w="2717"/>
+            <w:shd w:val="clear" w:color="auto" w:fill="EAEAEA"/>
+            <w:tcBorders>
+              <w:top w:val="single" w:sz="12" w:color="FFFFFF"/>
+              <w:left w:val="single" w:sz="12" w:color="FFFFFF"/>
+              <w:bottom w:val="single" w:sz="12" w:color="FFFFFF"/>
+              <w:right w:val="single" w:sz="12" w:color="FFFFFF"/>
+            </w:tcBorders>
+            <w:vAlign w:val="center"/>
+            <w:tcMar>
+              <w:top w:w="40" w:type="dxa"/>
+              <w:left w:w="120" w:type="dxa"/>
+              <w:bottom w:w="40" w:type="dxa"/>
+              <w:right w:w="80" w:type="dxa"/>
+            </w:tcMar>
+          </w:tcPr>
+          <w:p>
+            <w:pPr>
+              <w:spacing w:before="0" w:after="0"/>
+              <w:jc w:val="center"/>
+            </w:pPr>
+            <w:r>
+              <w:rPr>
+                <w:sz w:val="16"/>
               </w:rPr>
               <w:t>5</w:t>
             </w:r>
@@ -301,12 +591,29 @@
         <w:tc>
           <w:tcPr>
             <w:tcW w:type="dxa" w:w="2717"/>
-            <w:shd w:val="clear" w:color="auto" w:fill="F8F8F8"/>
-          </w:tcPr>
-          <w:p>
-            <w:r>
-              <w:rPr>
-                <w:sz w:val="17"/>
+            <w:shd w:val="clear" w:color="auto" w:fill="EAEAEA"/>
+            <w:tcBorders>
+              <w:top w:val="single" w:sz="12" w:color="FFFFFF"/>
+              <w:left w:val="single" w:sz="12" w:color="FFFFFF"/>
+              <w:bottom w:val="single" w:sz="12" w:color="FFFFFF"/>
+              <w:right w:val="single" w:sz="12" w:color="FFFFFF"/>
+            </w:tcBorders>
+            <w:vAlign w:val="center"/>
+            <w:tcMar>
+              <w:top w:w="40" w:type="dxa"/>
+              <w:left w:w="120" w:type="dxa"/>
+              <w:bottom w:w="40" w:type="dxa"/>
+              <w:right w:w="80" w:type="dxa"/>
+            </w:tcMar>
+          </w:tcPr>
+          <w:p>
+            <w:pPr>
+              <w:spacing w:before="0" w:after="0"/>
+              <w:jc w:val="center"/>
+            </w:pPr>
+            <w:r>
+              <w:rPr>
+                <w:sz w:val="16"/>
               </w:rPr>
               <w:t>Rendimiento</w:t>
             </w:r>
@@ -315,12 +622,29 @@
         <w:tc>
           <w:tcPr>
             <w:tcW w:type="dxa" w:w="2717"/>
-            <w:shd w:val="clear" w:color="auto" w:fill="F8F8F8"/>
-          </w:tcPr>
-          <w:p>
-            <w:r>
-              <w:rPr>
-                <w:sz w:val="17"/>
+            <w:shd w:val="clear" w:color="auto" w:fill="EAEAEA"/>
+            <w:tcBorders>
+              <w:top w:val="single" w:sz="12" w:color="FFFFFF"/>
+              <w:left w:val="single" w:sz="12" w:color="FFFFFF"/>
+              <w:bottom w:val="single" w:sz="12" w:color="FFFFFF"/>
+              <w:right w:val="single" w:sz="12" w:color="FFFFFF"/>
+            </w:tcBorders>
+            <w:vAlign w:val="center"/>
+            <w:tcMar>
+              <w:top w:w="40" w:type="dxa"/>
+              <w:left w:w="120" w:type="dxa"/>
+              <w:bottom w:w="40" w:type="dxa"/>
+              <w:right w:w="80" w:type="dxa"/>
+            </w:tcMar>
+          </w:tcPr>
+          <w:p>
+            <w:pPr>
+              <w:spacing w:before="0" w:after="0"/>
+              <w:jc w:val="both"/>
+            </w:pPr>
+            <w:r>
+              <w:rPr>
+                <w:sz w:val="16"/>
               </w:rPr>
               <w:t>Perfiles de potencia y frecuencia de reloj ajustados</w:t>
             </w:r>
@@ -328,15 +652,35 @@
         </w:tc>
       </w:tr>
       <w:tr>
-        <w:tc>
-          <w:tcPr>
-            <w:tcW w:type="dxa" w:w="2717"/>
-            <w:shd w:val="clear" w:color="auto" w:fill="FFFFFF"/>
-          </w:tcPr>
-          <w:p>
-            <w:r>
-              <w:rPr>
-                <w:sz w:val="17"/>
+        <w:trPr>
+          <w:trHeight w:val="283" w:hRule="atLeast"/>
+        </w:trPr>
+        <w:tc>
+          <w:tcPr>
+            <w:tcW w:type="dxa" w:w="2717"/>
+            <w:shd w:val="clear" w:color="auto" w:fill="EAEAEA"/>
+            <w:tcBorders>
+              <w:top w:val="single" w:sz="12" w:color="FFFFFF"/>
+              <w:left w:val="single" w:sz="12" w:color="FFFFFF"/>
+              <w:bottom w:val="single" w:sz="12" w:color="FFFFFF"/>
+              <w:right w:val="single" w:sz="12" w:color="FFFFFF"/>
+            </w:tcBorders>
+            <w:vAlign w:val="center"/>
+            <w:tcMar>
+              <w:top w:w="40" w:type="dxa"/>
+              <w:left w:w="120" w:type="dxa"/>
+              <w:bottom w:w="40" w:type="dxa"/>
+              <w:right w:w="80" w:type="dxa"/>
+            </w:tcMar>
+          </w:tcPr>
+          <w:p>
+            <w:pPr>
+              <w:spacing w:before="0" w:after="0"/>
+              <w:jc w:val="center"/>
+            </w:pPr>
+            <w:r>
+              <w:rPr>
+                <w:sz w:val="16"/>
               </w:rPr>
               <w:t>6</w:t>
             </w:r>
@@ -345,12 +689,29 @@
         <w:tc>
           <w:tcPr>
             <w:tcW w:type="dxa" w:w="2717"/>
-            <w:shd w:val="clear" w:color="auto" w:fill="FFFFFF"/>
-          </w:tcPr>
-          <w:p>
-            <w:r>
-              <w:rPr>
-                <w:sz w:val="17"/>
+            <w:shd w:val="clear" w:color="auto" w:fill="EAEAEA"/>
+            <w:tcBorders>
+              <w:top w:val="single" w:sz="12" w:color="FFFFFF"/>
+              <w:left w:val="single" w:sz="12" w:color="FFFFFF"/>
+              <w:bottom w:val="single" w:sz="12" w:color="FFFFFF"/>
+              <w:right w:val="single" w:sz="12" w:color="FFFFFF"/>
+            </w:tcBorders>
+            <w:vAlign w:val="center"/>
+            <w:tcMar>
+              <w:top w:w="40" w:type="dxa"/>
+              <w:left w:w="120" w:type="dxa"/>
+              <w:bottom w:w="40" w:type="dxa"/>
+              <w:right w:w="80" w:type="dxa"/>
+            </w:tcMar>
+          </w:tcPr>
+          <w:p>
+            <w:pPr>
+              <w:spacing w:before="0" w:after="0"/>
+              <w:jc w:val="center"/>
+            </w:pPr>
+            <w:r>
+              <w:rPr>
+                <w:sz w:val="16"/>
               </w:rPr>
               <w:t>Entorno de Shell</w:t>
             </w:r>
@@ -359,12 +720,29 @@
         <w:tc>
           <w:tcPr>
             <w:tcW w:type="dxa" w:w="2717"/>
-            <w:shd w:val="clear" w:color="auto" w:fill="FFFFFF"/>
-          </w:tcPr>
-          <w:p>
-            <w:r>
-              <w:rPr>
-                <w:sz w:val="17"/>
+            <w:shd w:val="clear" w:color="auto" w:fill="EAEAEA"/>
+            <w:tcBorders>
+              <w:top w:val="single" w:sz="12" w:color="FFFFFF"/>
+              <w:left w:val="single" w:sz="12" w:color="FFFFFF"/>
+              <w:bottom w:val="single" w:sz="12" w:color="FFFFFF"/>
+              <w:right w:val="single" w:sz="12" w:color="FFFFFF"/>
+            </w:tcBorders>
+            <w:vAlign w:val="center"/>
+            <w:tcMar>
+              <w:top w:w="40" w:type="dxa"/>
+              <w:left w:w="120" w:type="dxa"/>
+              <w:bottom w:w="40" w:type="dxa"/>
+              <w:right w:w="80" w:type="dxa"/>
+            </w:tcMar>
+          </w:tcPr>
+          <w:p>
+            <w:pPr>
+              <w:spacing w:before="0" w:after="0"/>
+              <w:jc w:val="both"/>
+            </w:pPr>
+            <w:r>
+              <w:rPr>
+                <w:sz w:val="16"/>
               </w:rPr>
               <w:t>Aliases, scripts y herramientas de desarrollo listas</w:t>
             </w:r>
@@ -372,15 +750,35 @@
         </w:tc>
       </w:tr>
       <w:tr>
-        <w:tc>
-          <w:tcPr>
-            <w:tcW w:type="dxa" w:w="2717"/>
-            <w:shd w:val="clear" w:color="auto" w:fill="F8F8F8"/>
-          </w:tcPr>
-          <w:p>
-            <w:r>
-              <w:rPr>
-                <w:sz w:val="17"/>
+        <w:trPr>
+          <w:trHeight w:val="283" w:hRule="atLeast"/>
+        </w:trPr>
+        <w:tc>
+          <w:tcPr>
+            <w:tcW w:type="dxa" w:w="2717"/>
+            <w:shd w:val="clear" w:color="auto" w:fill="EAEAEA"/>
+            <w:tcBorders>
+              <w:top w:val="single" w:sz="12" w:color="FFFFFF"/>
+              <w:left w:val="single" w:sz="12" w:color="FFFFFF"/>
+              <w:bottom w:val="single" w:sz="12" w:color="FFFFFF"/>
+              <w:right w:val="single" w:sz="12" w:color="FFFFFF"/>
+            </w:tcBorders>
+            <w:vAlign w:val="center"/>
+            <w:tcMar>
+              <w:top w:w="40" w:type="dxa"/>
+              <w:left w:w="120" w:type="dxa"/>
+              <w:bottom w:w="40" w:type="dxa"/>
+              <w:right w:w="80" w:type="dxa"/>
+            </w:tcMar>
+          </w:tcPr>
+          <w:p>
+            <w:pPr>
+              <w:spacing w:before="0" w:after="0"/>
+              <w:jc w:val="center"/>
+            </w:pPr>
+            <w:r>
+              <w:rPr>
+                <w:sz w:val="16"/>
               </w:rPr>
               <w:t>7</w:t>
             </w:r>
@@ -389,12 +787,29 @@
         <w:tc>
           <w:tcPr>
             <w:tcW w:type="dxa" w:w="2717"/>
-            <w:shd w:val="clear" w:color="auto" w:fill="F8F8F8"/>
-          </w:tcPr>
-          <w:p>
-            <w:r>
-              <w:rPr>
-                <w:sz w:val="17"/>
+            <w:shd w:val="clear" w:color="auto" w:fill="EAEAEA"/>
+            <w:tcBorders>
+              <w:top w:val="single" w:sz="12" w:color="FFFFFF"/>
+              <w:left w:val="single" w:sz="12" w:color="FFFFFF"/>
+              <w:bottom w:val="single" w:sz="12" w:color="FFFFFF"/>
+              <w:right w:val="single" w:sz="12" w:color="FFFFFF"/>
+            </w:tcBorders>
+            <w:vAlign w:val="center"/>
+            <w:tcMar>
+              <w:top w:w="40" w:type="dxa"/>
+              <w:left w:w="120" w:type="dxa"/>
+              <w:bottom w:w="40" w:type="dxa"/>
+              <w:right w:w="80" w:type="dxa"/>
+            </w:tcMar>
+          </w:tcPr>
+          <w:p>
+            <w:pPr>
+              <w:spacing w:before="0" w:after="0"/>
+              <w:jc w:val="center"/>
+            </w:pPr>
+            <w:r>
+              <w:rPr>
+                <w:sz w:val="16"/>
               </w:rPr>
               <w:t>Red</w:t>
             </w:r>
@@ -403,12 +818,29 @@
         <w:tc>
           <w:tcPr>
             <w:tcW w:type="dxa" w:w="2717"/>
-            <w:shd w:val="clear" w:color="auto" w:fill="F8F8F8"/>
-          </w:tcPr>
-          <w:p>
-            <w:r>
-              <w:rPr>
-                <w:sz w:val="17"/>
+            <w:shd w:val="clear" w:color="auto" w:fill="EAEAEA"/>
+            <w:tcBorders>
+              <w:top w:val="single" w:sz="12" w:color="FFFFFF"/>
+              <w:left w:val="single" w:sz="12" w:color="FFFFFF"/>
+              <w:bottom w:val="single" w:sz="12" w:color="FFFFFF"/>
+              <w:right w:val="single" w:sz="12" w:color="FFFFFF"/>
+            </w:tcBorders>
+            <w:vAlign w:val="center"/>
+            <w:tcMar>
+              <w:top w:w="40" w:type="dxa"/>
+              <w:left w:w="120" w:type="dxa"/>
+              <w:bottom w:w="40" w:type="dxa"/>
+              <w:right w:w="80" w:type="dxa"/>
+            </w:tcMar>
+          </w:tcPr>
+          <w:p>
+            <w:pPr>
+              <w:spacing w:before="0" w:after="0"/>
+              <w:jc w:val="both"/>
+            </w:pPr>
+            <w:r>
+              <w:rPr>
+                <w:sz w:val="16"/>
               </w:rPr>
               <w:t>Sysctl, BBR y DNS-over-TLS configurados</w:t>
             </w:r>
@@ -416,15 +848,35 @@
         </w:tc>
       </w:tr>
       <w:tr>
-        <w:tc>
-          <w:tcPr>
-            <w:tcW w:type="dxa" w:w="2717"/>
-            <w:shd w:val="clear" w:color="auto" w:fill="FFFFFF"/>
-          </w:tcPr>
-          <w:p>
-            <w:r>
-              <w:rPr>
-                <w:sz w:val="17"/>
+        <w:trPr>
+          <w:trHeight w:val="283" w:hRule="atLeast"/>
+        </w:trPr>
+        <w:tc>
+          <w:tcPr>
+            <w:tcW w:type="dxa" w:w="2717"/>
+            <w:shd w:val="clear" w:color="auto" w:fill="EAEAEA"/>
+            <w:tcBorders>
+              <w:top w:val="single" w:sz="12" w:color="FFFFFF"/>
+              <w:left w:val="single" w:sz="12" w:color="FFFFFF"/>
+              <w:bottom w:val="single" w:sz="12" w:color="FFFFFF"/>
+              <w:right w:val="single" w:sz="12" w:color="FFFFFF"/>
+            </w:tcBorders>
+            <w:vAlign w:val="center"/>
+            <w:tcMar>
+              <w:top w:w="40" w:type="dxa"/>
+              <w:left w:w="120" w:type="dxa"/>
+              <w:bottom w:w="40" w:type="dxa"/>
+              <w:right w:w="80" w:type="dxa"/>
+            </w:tcMar>
+          </w:tcPr>
+          <w:p>
+            <w:pPr>
+              <w:spacing w:before="0" w:after="0"/>
+              <w:jc w:val="center"/>
+            </w:pPr>
+            <w:r>
+              <w:rPr>
+                <w:sz w:val="16"/>
               </w:rPr>
               <w:t>8</w:t>
             </w:r>
@@ -433,12 +885,29 @@
         <w:tc>
           <w:tcPr>
             <w:tcW w:type="dxa" w:w="2717"/>
-            <w:shd w:val="clear" w:color="auto" w:fill="FFFFFF"/>
-          </w:tcPr>
-          <w:p>
-            <w:r>
-              <w:rPr>
-                <w:sz w:val="17"/>
+            <w:shd w:val="clear" w:color="auto" w:fill="EAEAEA"/>
+            <w:tcBorders>
+              <w:top w:val="single" w:sz="12" w:color="FFFFFF"/>
+              <w:left w:val="single" w:sz="12" w:color="FFFFFF"/>
+              <w:bottom w:val="single" w:sz="12" w:color="FFFFFF"/>
+              <w:right w:val="single" w:sz="12" w:color="FFFFFF"/>
+            </w:tcBorders>
+            <w:vAlign w:val="center"/>
+            <w:tcMar>
+              <w:top w:w="40" w:type="dxa"/>
+              <w:left w:w="120" w:type="dxa"/>
+              <w:bottom w:w="40" w:type="dxa"/>
+              <w:right w:w="80" w:type="dxa"/>
+            </w:tcMar>
+          </w:tcPr>
+          <w:p>
+            <w:pPr>
+              <w:spacing w:before="0" w:after="0"/>
+              <w:jc w:val="center"/>
+            </w:pPr>
+            <w:r>
+              <w:rPr>
+                <w:sz w:val="16"/>
               </w:rPr>
               <w:t>IDE Remoto</w:t>
             </w:r>
@@ -447,12 +916,29 @@
         <w:tc>
           <w:tcPr>
             <w:tcW w:type="dxa" w:w="2717"/>
-            <w:shd w:val="clear" w:color="auto" w:fill="FFFFFF"/>
-          </w:tcPr>
-          <w:p>
-            <w:r>
-              <w:rPr>
-                <w:sz w:val="17"/>
+            <w:shd w:val="clear" w:color="auto" w:fill="EAEAEA"/>
+            <w:tcBorders>
+              <w:top w:val="single" w:sz="12" w:color="FFFFFF"/>
+              <w:left w:val="single" w:sz="12" w:color="FFFFFF"/>
+              <w:bottom w:val="single" w:sz="12" w:color="FFFFFF"/>
+              <w:right w:val="single" w:sz="12" w:color="FFFFFF"/>
+            </w:tcBorders>
+            <w:vAlign w:val="center"/>
+            <w:tcMar>
+              <w:top w:w="40" w:type="dxa"/>
+              <w:left w:w="120" w:type="dxa"/>
+              <w:bottom w:w="40" w:type="dxa"/>
+              <w:right w:w="80" w:type="dxa"/>
+            </w:tcMar>
+          </w:tcPr>
+          <w:p>
+            <w:pPr>
+              <w:spacing w:before="0" w:after="0"/>
+              <w:jc w:val="both"/>
+            </w:pPr>
+            <w:r>
+              <w:rPr>
+                <w:sz w:val="16"/>
               </w:rPr>
               <w:t>VSCode, PyCharm y SSH listos para trabajar desde su PC</w:t>
             </w:r>
@@ -460,15 +946,35 @@
         </w:tc>
       </w:tr>
       <w:tr>
-        <w:tc>
-          <w:tcPr>
-            <w:tcW w:type="dxa" w:w="2717"/>
-            <w:shd w:val="clear" w:color="auto" w:fill="F8F8F8"/>
-          </w:tcPr>
-          <w:p>
-            <w:r>
-              <w:rPr>
-                <w:sz w:val="17"/>
+        <w:trPr>
+          <w:trHeight w:val="283" w:hRule="atLeast"/>
+        </w:trPr>
+        <w:tc>
+          <w:tcPr>
+            <w:tcW w:type="dxa" w:w="2717"/>
+            <w:shd w:val="clear" w:color="auto" w:fill="EAEAEA"/>
+            <w:tcBorders>
+              <w:top w:val="single" w:sz="12" w:color="FFFFFF"/>
+              <w:left w:val="single" w:sz="12" w:color="FFFFFF"/>
+              <w:bottom w:val="single" w:sz="12" w:color="FFFFFF"/>
+              <w:right w:val="single" w:sz="12" w:color="FFFFFF"/>
+            </w:tcBorders>
+            <w:vAlign w:val="center"/>
+            <w:tcMar>
+              <w:top w:w="40" w:type="dxa"/>
+              <w:left w:w="120" w:type="dxa"/>
+              <w:bottom w:w="40" w:type="dxa"/>
+              <w:right w:w="80" w:type="dxa"/>
+            </w:tcMar>
+          </w:tcPr>
+          <w:p>
+            <w:pPr>
+              <w:spacing w:before="0" w:after="0"/>
+              <w:jc w:val="center"/>
+            </w:pPr>
+            <w:r>
+              <w:rPr>
+                <w:sz w:val="16"/>
               </w:rPr>
               <w:t>9</w:t>
             </w:r>
@@ -477,12 +983,29 @@
         <w:tc>
           <w:tcPr>
             <w:tcW w:type="dxa" w:w="2717"/>
-            <w:shd w:val="clear" w:color="auto" w:fill="F8F8F8"/>
-          </w:tcPr>
-          <w:p>
-            <w:r>
-              <w:rPr>
-                <w:sz w:val="17"/>
+            <w:shd w:val="clear" w:color="auto" w:fill="EAEAEA"/>
+            <w:tcBorders>
+              <w:top w:val="single" w:sz="12" w:color="FFFFFF"/>
+              <w:left w:val="single" w:sz="12" w:color="FFFFFF"/>
+              <w:bottom w:val="single" w:sz="12" w:color="FFFFFF"/>
+              <w:right w:val="single" w:sz="12" w:color="FFFFFF"/>
+            </w:tcBorders>
+            <w:vAlign w:val="center"/>
+            <w:tcMar>
+              <w:top w:w="40" w:type="dxa"/>
+              <w:left w:w="120" w:type="dxa"/>
+              <w:bottom w:w="40" w:type="dxa"/>
+              <w:right w:w="80" w:type="dxa"/>
+            </w:tcMar>
+          </w:tcPr>
+          <w:p>
+            <w:pPr>
+              <w:spacing w:before="0" w:after="0"/>
+              <w:jc w:val="center"/>
+            </w:pPr>
+            <w:r>
+              <w:rPr>
+                <w:sz w:val="16"/>
               </w:rPr>
               <w:t>Docker</w:t>
             </w:r>
@@ -491,12 +1014,29 @@
         <w:tc>
           <w:tcPr>
             <w:tcW w:type="dxa" w:w="2717"/>
-            <w:shd w:val="clear" w:color="auto" w:fill="F8F8F8"/>
-          </w:tcPr>
-          <w:p>
-            <w:r>
-              <w:rPr>
-                <w:sz w:val="17"/>
+            <w:shd w:val="clear" w:color="auto" w:fill="EAEAEA"/>
+            <w:tcBorders>
+              <w:top w:val="single" w:sz="12" w:color="FFFFFF"/>
+              <w:left w:val="single" w:sz="12" w:color="FFFFFF"/>
+              <w:bottom w:val="single" w:sz="12" w:color="FFFFFF"/>
+              <w:right w:val="single" w:sz="12" w:color="FFFFFF"/>
+            </w:tcBorders>
+            <w:vAlign w:val="center"/>
+            <w:tcMar>
+              <w:top w:w="40" w:type="dxa"/>
+              <w:left w:w="120" w:type="dxa"/>
+              <w:bottom w:w="40" w:type="dxa"/>
+              <w:right w:w="80" w:type="dxa"/>
+            </w:tcMar>
+          </w:tcPr>
+          <w:p>
+            <w:pPr>
+              <w:spacing w:before="0" w:after="0"/>
+              <w:jc w:val="both"/>
+            </w:pPr>
+            <w:r>
+              <w:rPr>
+                <w:sz w:val="16"/>
               </w:rPr>
               <w:t>NVIDIA Container Toolkit operativo</w:t>
             </w:r>
@@ -504,15 +1044,35 @@
         </w:tc>
       </w:tr>
       <w:tr>
-        <w:tc>
-          <w:tcPr>
-            <w:tcW w:type="dxa" w:w="2717"/>
-            <w:shd w:val="clear" w:color="auto" w:fill="FFFFFF"/>
-          </w:tcPr>
-          <w:p>
-            <w:r>
-              <w:rPr>
-                <w:sz w:val="17"/>
+        <w:trPr>
+          <w:trHeight w:val="283" w:hRule="atLeast"/>
+        </w:trPr>
+        <w:tc>
+          <w:tcPr>
+            <w:tcW w:type="dxa" w:w="2717"/>
+            <w:shd w:val="clear" w:color="auto" w:fill="EAEAEA"/>
+            <w:tcBorders>
+              <w:top w:val="single" w:sz="12" w:color="FFFFFF"/>
+              <w:left w:val="single" w:sz="12" w:color="FFFFFF"/>
+              <w:bottom w:val="single" w:sz="12" w:color="FFFFFF"/>
+              <w:right w:val="single" w:sz="12" w:color="FFFFFF"/>
+            </w:tcBorders>
+            <w:vAlign w:val="center"/>
+            <w:tcMar>
+              <w:top w:w="40" w:type="dxa"/>
+              <w:left w:w="120" w:type="dxa"/>
+              <w:bottom w:w="40" w:type="dxa"/>
+              <w:right w:w="80" w:type="dxa"/>
+            </w:tcMar>
+          </w:tcPr>
+          <w:p>
+            <w:pPr>
+              <w:spacing w:before="0" w:after="0"/>
+              <w:jc w:val="center"/>
+            </w:pPr>
+            <w:r>
+              <w:rPr>
+                <w:sz w:val="16"/>
               </w:rPr>
               <w:t>10</w:t>
             </w:r>
@@ -521,12 +1081,29 @@
         <w:tc>
           <w:tcPr>
             <w:tcW w:type="dxa" w:w="2717"/>
-            <w:shd w:val="clear" w:color="auto" w:fill="FFFFFF"/>
-          </w:tcPr>
-          <w:p>
-            <w:r>
-              <w:rPr>
-                <w:sz w:val="17"/>
+            <w:shd w:val="clear" w:color="auto" w:fill="EAEAEA"/>
+            <w:tcBorders>
+              <w:top w:val="single" w:sz="12" w:color="FFFFFF"/>
+              <w:left w:val="single" w:sz="12" w:color="FFFFFF"/>
+              <w:bottom w:val="single" w:sz="12" w:color="FFFFFF"/>
+              <w:right w:val="single" w:sz="12" w:color="FFFFFF"/>
+            </w:tcBorders>
+            <w:vAlign w:val="center"/>
+            <w:tcMar>
+              <w:top w:w="40" w:type="dxa"/>
+              <w:left w:w="120" w:type="dxa"/>
+              <w:bottom w:w="40" w:type="dxa"/>
+              <w:right w:w="80" w:type="dxa"/>
+            </w:tcMar>
+          </w:tcPr>
+          <w:p>
+            <w:pPr>
+              <w:spacing w:before="0" w:after="0"/>
+              <w:jc w:val="center"/>
+            </w:pPr>
+            <w:r>
+              <w:rPr>
+                <w:sz w:val="16"/>
               </w:rPr>
               <w:t>Motores de Inferencia</w:t>
             </w:r>
@@ -535,12 +1112,29 @@
         <w:tc>
           <w:tcPr>
             <w:tcW w:type="dxa" w:w="2717"/>
-            <w:shd w:val="clear" w:color="auto" w:fill="FFFFFF"/>
-          </w:tcPr>
-          <w:p>
-            <w:r>
-              <w:rPr>
-                <w:sz w:val="17"/>
+            <w:shd w:val="clear" w:color="auto" w:fill="EAEAEA"/>
+            <w:tcBorders>
+              <w:top w:val="single" w:sz="12" w:color="FFFFFF"/>
+              <w:left w:val="single" w:sz="12" w:color="FFFFFF"/>
+              <w:bottom w:val="single" w:sz="12" w:color="FFFFFF"/>
+              <w:right w:val="single" w:sz="12" w:color="FFFFFF"/>
+            </w:tcBorders>
+            <w:vAlign w:val="center"/>
+            <w:tcMar>
+              <w:top w:w="40" w:type="dxa"/>
+              <w:left w:w="120" w:type="dxa"/>
+              <w:bottom w:w="40" w:type="dxa"/>
+              <w:right w:w="80" w:type="dxa"/>
+            </w:tcMar>
+          </w:tcPr>
+          <w:p>
+            <w:pPr>
+              <w:spacing w:before="0" w:after="0"/>
+              <w:jc w:val="both"/>
+            </w:pPr>
+            <w:r>
+              <w:rPr>
+                <w:sz w:val="16"/>
               </w:rPr>
               <w:t>Ollama, llama.cpp y vLLM instalados y verificados</w:t>
             </w:r>
@@ -548,15 +1142,35 @@
         </w:tc>
       </w:tr>
       <w:tr>
-        <w:tc>
-          <w:tcPr>
-            <w:tcW w:type="dxa" w:w="2717"/>
-            <w:shd w:val="clear" w:color="auto" w:fill="F8F8F8"/>
-          </w:tcPr>
-          <w:p>
-            <w:r>
-              <w:rPr>
-                <w:sz w:val="17"/>
+        <w:trPr>
+          <w:trHeight w:val="283" w:hRule="atLeast"/>
+        </w:trPr>
+        <w:tc>
+          <w:tcPr>
+            <w:tcW w:type="dxa" w:w="2717"/>
+            <w:shd w:val="clear" w:color="auto" w:fill="EAEAEA"/>
+            <w:tcBorders>
+              <w:top w:val="single" w:sz="12" w:color="FFFFFF"/>
+              <w:left w:val="single" w:sz="12" w:color="FFFFFF"/>
+              <w:bottom w:val="single" w:sz="12" w:color="FFFFFF"/>
+              <w:right w:val="single" w:sz="12" w:color="FFFFFF"/>
+            </w:tcBorders>
+            <w:vAlign w:val="center"/>
+            <w:tcMar>
+              <w:top w:w="40" w:type="dxa"/>
+              <w:left w:w="120" w:type="dxa"/>
+              <w:bottom w:w="40" w:type="dxa"/>
+              <w:right w:w="80" w:type="dxa"/>
+            </w:tcMar>
+          </w:tcPr>
+          <w:p>
+            <w:pPr>
+              <w:spacing w:before="0" w:after="0"/>
+              <w:jc w:val="center"/>
+            </w:pPr>
+            <w:r>
+              <w:rPr>
+                <w:sz w:val="16"/>
               </w:rPr>
               <w:t>11</w:t>
             </w:r>
@@ -565,12 +1179,29 @@
         <w:tc>
           <w:tcPr>
             <w:tcW w:type="dxa" w:w="2717"/>
-            <w:shd w:val="clear" w:color="auto" w:fill="F8F8F8"/>
-          </w:tcPr>
-          <w:p>
-            <w:r>
-              <w:rPr>
-                <w:sz w:val="17"/>
+            <w:shd w:val="clear" w:color="auto" w:fill="EAEAEA"/>
+            <w:tcBorders>
+              <w:top w:val="single" w:sz="12" w:color="FFFFFF"/>
+              <w:left w:val="single" w:sz="12" w:color="FFFFFF"/>
+              <w:bottom w:val="single" w:sz="12" w:color="FFFFFF"/>
+              <w:right w:val="single" w:sz="12" w:color="FFFFFF"/>
+            </w:tcBorders>
+            <w:vAlign w:val="center"/>
+            <w:tcMar>
+              <w:top w:w="40" w:type="dxa"/>
+              <w:left w:w="120" w:type="dxa"/>
+              <w:bottom w:w="40" w:type="dxa"/>
+              <w:right w:w="80" w:type="dxa"/>
+            </w:tcMar>
+          </w:tcPr>
+          <w:p>
+            <w:pPr>
+              <w:spacing w:before="0" w:after="0"/>
+              <w:jc w:val="center"/>
+            </w:pPr>
+            <w:r>
+              <w:rPr>
+                <w:sz w:val="16"/>
               </w:rPr>
               <w:t>Stack Agéntico</w:t>
             </w:r>
@@ -579,12 +1210,29 @@
         <w:tc>
           <w:tcPr>
             <w:tcW w:type="dxa" w:w="2717"/>
-            <w:shd w:val="clear" w:color="auto" w:fill="F8F8F8"/>
-          </w:tcPr>
-          <w:p>
-            <w:r>
-              <w:rPr>
-                <w:sz w:val="17"/>
+            <w:shd w:val="clear" w:color="auto" w:fill="EAEAEA"/>
+            <w:tcBorders>
+              <w:top w:val="single" w:sz="12" w:color="FFFFFF"/>
+              <w:left w:val="single" w:sz="12" w:color="FFFFFF"/>
+              <w:bottom w:val="single" w:sz="12" w:color="FFFFFF"/>
+              <w:right w:val="single" w:sz="12" w:color="FFFFFF"/>
+            </w:tcBorders>
+            <w:vAlign w:val="center"/>
+            <w:tcMar>
+              <w:top w:w="40" w:type="dxa"/>
+              <w:left w:w="120" w:type="dxa"/>
+              <w:bottom w:w="40" w:type="dxa"/>
+              <w:right w:w="80" w:type="dxa"/>
+            </w:tcMar>
+          </w:tcPr>
+          <w:p>
+            <w:pPr>
+              <w:spacing w:before="0" w:after="0"/>
+              <w:jc w:val="both"/>
+            </w:pPr>
+            <w:r>
+              <w:rPr>
+                <w:sz w:val="16"/>
               </w:rPr>
               <w:t>OpenClaw, NemoClaw y Open WebUI funcionando</w:t>
             </w:r>
@@ -592,15 +1240,35 @@
         </w:tc>
       </w:tr>
       <w:tr>
-        <w:tc>
-          <w:tcPr>
-            <w:tcW w:type="dxa" w:w="2717"/>
-            <w:shd w:val="clear" w:color="auto" w:fill="FFFFFF"/>
-          </w:tcPr>
-          <w:p>
-            <w:r>
-              <w:rPr>
-                <w:sz w:val="17"/>
+        <w:trPr>
+          <w:trHeight w:val="283" w:hRule="atLeast"/>
+        </w:trPr>
+        <w:tc>
+          <w:tcPr>
+            <w:tcW w:type="dxa" w:w="2717"/>
+            <w:shd w:val="clear" w:color="auto" w:fill="EAEAEA"/>
+            <w:tcBorders>
+              <w:top w:val="single" w:sz="12" w:color="FFFFFF"/>
+              <w:left w:val="single" w:sz="12" w:color="FFFFFF"/>
+              <w:bottom w:val="single" w:sz="12" w:color="FFFFFF"/>
+              <w:right w:val="single" w:sz="12" w:color="FFFFFF"/>
+            </w:tcBorders>
+            <w:vAlign w:val="center"/>
+            <w:tcMar>
+              <w:top w:w="40" w:type="dxa"/>
+              <w:left w:w="120" w:type="dxa"/>
+              <w:bottom w:w="40" w:type="dxa"/>
+              <w:right w:w="80" w:type="dxa"/>
+            </w:tcMar>
+          </w:tcPr>
+          <w:p>
+            <w:pPr>
+              <w:spacing w:before="0" w:after="0"/>
+              <w:jc w:val="center"/>
+            </w:pPr>
+            <w:r>
+              <w:rPr>
+                <w:sz w:val="16"/>
               </w:rPr>
               <w:t>11A–11D</w:t>
             </w:r>
@@ -609,12 +1277,29 @@
         <w:tc>
           <w:tcPr>
             <w:tcW w:type="dxa" w:w="2717"/>
-            <w:shd w:val="clear" w:color="auto" w:fill="FFFFFF"/>
-          </w:tcPr>
-          <w:p>
-            <w:r>
-              <w:rPr>
-                <w:sz w:val="17"/>
+            <w:shd w:val="clear" w:color="auto" w:fill="EAEAEA"/>
+            <w:tcBorders>
+              <w:top w:val="single" w:sz="12" w:color="FFFFFF"/>
+              <w:left w:val="single" w:sz="12" w:color="FFFFFF"/>
+              <w:bottom w:val="single" w:sz="12" w:color="FFFFFF"/>
+              <w:right w:val="single" w:sz="12" w:color="FFFFFF"/>
+            </w:tcBorders>
+            <w:vAlign w:val="center"/>
+            <w:tcMar>
+              <w:top w:w="40" w:type="dxa"/>
+              <w:left w:w="120" w:type="dxa"/>
+              <w:bottom w:w="40" w:type="dxa"/>
+              <w:right w:w="80" w:type="dxa"/>
+            </w:tcMar>
+          </w:tcPr>
+          <w:p>
+            <w:pPr>
+              <w:spacing w:before="0" w:after="0"/>
+              <w:jc w:val="center"/>
+            </w:pPr>
+            <w:r>
+              <w:rPr>
+                <w:sz w:val="16"/>
               </w:rPr>
               <w:t>Subcapítulos</w:t>
             </w:r>
@@ -623,12 +1308,29 @@
         <w:tc>
           <w:tcPr>
             <w:tcW w:type="dxa" w:w="2717"/>
-            <w:shd w:val="clear" w:color="auto" w:fill="FFFFFF"/>
-          </w:tcPr>
-          <w:p>
-            <w:r>
-              <w:rPr>
-                <w:sz w:val="17"/>
+            <w:shd w:val="clear" w:color="auto" w:fill="EAEAEA"/>
+            <w:tcBorders>
+              <w:top w:val="single" w:sz="12" w:color="FFFFFF"/>
+              <w:left w:val="single" w:sz="12" w:color="FFFFFF"/>
+              <w:bottom w:val="single" w:sz="12" w:color="FFFFFF"/>
+              <w:right w:val="single" w:sz="12" w:color="FFFFFF"/>
+            </w:tcBorders>
+            <w:vAlign w:val="center"/>
+            <w:tcMar>
+              <w:top w:w="40" w:type="dxa"/>
+              <w:left w:w="120" w:type="dxa"/>
+              <w:bottom w:w="40" w:type="dxa"/>
+              <w:right w:w="80" w:type="dxa"/>
+            </w:tcMar>
+          </w:tcPr>
+          <w:p>
+            <w:pPr>
+              <w:spacing w:before="0" w:after="0"/>
+              <w:jc w:val="both"/>
+            </w:pPr>
+            <w:r>
+              <w:rPr>
+                <w:sz w:val="16"/>
               </w:rPr>
               <w:t>OpenClaw, NemoClaw, Open WebUI y Tool Calling en detalle</w:t>
             </w:r>
@@ -636,15 +1338,35 @@
         </w:tc>
       </w:tr>
       <w:tr>
-        <w:tc>
-          <w:tcPr>
-            <w:tcW w:type="dxa" w:w="2717"/>
-            <w:shd w:val="clear" w:color="auto" w:fill="F8F8F8"/>
-          </w:tcPr>
-          <w:p>
-            <w:r>
-              <w:rPr>
-                <w:sz w:val="17"/>
+        <w:trPr>
+          <w:trHeight w:val="283" w:hRule="atLeast"/>
+        </w:trPr>
+        <w:tc>
+          <w:tcPr>
+            <w:tcW w:type="dxa" w:w="2717"/>
+            <w:shd w:val="clear" w:color="auto" w:fill="EAEAEA"/>
+            <w:tcBorders>
+              <w:top w:val="single" w:sz="12" w:color="FFFFFF"/>
+              <w:left w:val="single" w:sz="12" w:color="FFFFFF"/>
+              <w:bottom w:val="single" w:sz="12" w:color="FFFFFF"/>
+              <w:right w:val="single" w:sz="12" w:color="FFFFFF"/>
+            </w:tcBorders>
+            <w:vAlign w:val="center"/>
+            <w:tcMar>
+              <w:top w:w="40" w:type="dxa"/>
+              <w:left w:w="120" w:type="dxa"/>
+              <w:bottom w:w="40" w:type="dxa"/>
+              <w:right w:w="80" w:type="dxa"/>
+            </w:tcMar>
+          </w:tcPr>
+          <w:p>
+            <w:pPr>
+              <w:spacing w:before="0" w:after="0"/>
+              <w:jc w:val="center"/>
+            </w:pPr>
+            <w:r>
+              <w:rPr>
+                <w:sz w:val="16"/>
               </w:rPr>
               <w:t>12</w:t>
             </w:r>
@@ -653,12 +1375,29 @@
         <w:tc>
           <w:tcPr>
             <w:tcW w:type="dxa" w:w="2717"/>
-            <w:shd w:val="clear" w:color="auto" w:fill="F8F8F8"/>
-          </w:tcPr>
-          <w:p>
-            <w:r>
-              <w:rPr>
-                <w:sz w:val="17"/>
+            <w:shd w:val="clear" w:color="auto" w:fill="EAEAEA"/>
+            <w:tcBorders>
+              <w:top w:val="single" w:sz="12" w:color="FFFFFF"/>
+              <w:left w:val="single" w:sz="12" w:color="FFFFFF"/>
+              <w:bottom w:val="single" w:sz="12" w:color="FFFFFF"/>
+              <w:right w:val="single" w:sz="12" w:color="FFFFFF"/>
+            </w:tcBorders>
+            <w:vAlign w:val="center"/>
+            <w:tcMar>
+              <w:top w:w="40" w:type="dxa"/>
+              <w:left w:w="120" w:type="dxa"/>
+              <w:bottom w:w="40" w:type="dxa"/>
+              <w:right w:w="80" w:type="dxa"/>
+            </w:tcMar>
+          </w:tcPr>
+          <w:p>
+            <w:pPr>
+              <w:spacing w:before="0" w:after="0"/>
+              <w:jc w:val="center"/>
+            </w:pPr>
+            <w:r>
+              <w:rPr>
+                <w:sz w:val="16"/>
               </w:rPr>
               <w:t>Computer Vision</w:t>
             </w:r>
@@ -667,12 +1406,29 @@
         <w:tc>
           <w:tcPr>
             <w:tcW w:type="dxa" w:w="2717"/>
-            <w:shd w:val="clear" w:color="auto" w:fill="F8F8F8"/>
-          </w:tcPr>
-          <w:p>
-            <w:r>
-              <w:rPr>
-                <w:sz w:val="17"/>
+            <w:shd w:val="clear" w:color="auto" w:fill="EAEAEA"/>
+            <w:tcBorders>
+              <w:top w:val="single" w:sz="12" w:color="FFFFFF"/>
+              <w:left w:val="single" w:sz="12" w:color="FFFFFF"/>
+              <w:bottom w:val="single" w:sz="12" w:color="FFFFFF"/>
+              <w:right w:val="single" w:sz="12" w:color="FFFFFF"/>
+            </w:tcBorders>
+            <w:vAlign w:val="center"/>
+            <w:tcMar>
+              <w:top w:w="40" w:type="dxa"/>
+              <w:left w:w="120" w:type="dxa"/>
+              <w:bottom w:w="40" w:type="dxa"/>
+              <w:right w:w="80" w:type="dxa"/>
+            </w:tcMar>
+          </w:tcPr>
+          <w:p>
+            <w:pPr>
+              <w:spacing w:before="0" w:after="0"/>
+              <w:jc w:val="both"/>
+            </w:pPr>
+            <w:r>
+              <w:rPr>
+                <w:sz w:val="16"/>
               </w:rPr>
               <w:t>Pipeline de visión artificial con GPU acelerado</w:t>
             </w:r>
@@ -680,15 +1436,35 @@
         </w:tc>
       </w:tr>
       <w:tr>
-        <w:tc>
-          <w:tcPr>
-            <w:tcW w:type="dxa" w:w="2717"/>
-            <w:shd w:val="clear" w:color="auto" w:fill="FFFFFF"/>
-          </w:tcPr>
-          <w:p>
-            <w:r>
-              <w:rPr>
-                <w:sz w:val="17"/>
+        <w:trPr>
+          <w:trHeight w:val="283" w:hRule="atLeast"/>
+        </w:trPr>
+        <w:tc>
+          <w:tcPr>
+            <w:tcW w:type="dxa" w:w="2717"/>
+            <w:shd w:val="clear" w:color="auto" w:fill="EAEAEA"/>
+            <w:tcBorders>
+              <w:top w:val="single" w:sz="12" w:color="FFFFFF"/>
+              <w:left w:val="single" w:sz="12" w:color="FFFFFF"/>
+              <w:bottom w:val="single" w:sz="12" w:color="FFFFFF"/>
+              <w:right w:val="single" w:sz="12" w:color="FFFFFF"/>
+            </w:tcBorders>
+            <w:vAlign w:val="center"/>
+            <w:tcMar>
+              <w:top w:w="40" w:type="dxa"/>
+              <w:left w:w="120" w:type="dxa"/>
+              <w:bottom w:w="40" w:type="dxa"/>
+              <w:right w:w="80" w:type="dxa"/>
+            </w:tcMar>
+          </w:tcPr>
+          <w:p>
+            <w:pPr>
+              <w:spacing w:before="0" w:after="0"/>
+              <w:jc w:val="center"/>
+            </w:pPr>
+            <w:r>
+              <w:rPr>
+                <w:sz w:val="16"/>
               </w:rPr>
               <w:t>13</w:t>
             </w:r>
@@ -697,12 +1473,29 @@
         <w:tc>
           <w:tcPr>
             <w:tcW w:type="dxa" w:w="2717"/>
-            <w:shd w:val="clear" w:color="auto" w:fill="FFFFFF"/>
-          </w:tcPr>
-          <w:p>
-            <w:r>
-              <w:rPr>
-                <w:sz w:val="17"/>
+            <w:shd w:val="clear" w:color="auto" w:fill="EAEAEA"/>
+            <w:tcBorders>
+              <w:top w:val="single" w:sz="12" w:color="FFFFFF"/>
+              <w:left w:val="single" w:sz="12" w:color="FFFFFF"/>
+              <w:bottom w:val="single" w:sz="12" w:color="FFFFFF"/>
+              <w:right w:val="single" w:sz="12" w:color="FFFFFF"/>
+            </w:tcBorders>
+            <w:vAlign w:val="center"/>
+            <w:tcMar>
+              <w:top w:w="40" w:type="dxa"/>
+              <w:left w:w="120" w:type="dxa"/>
+              <w:bottom w:w="40" w:type="dxa"/>
+              <w:right w:w="80" w:type="dxa"/>
+            </w:tcMar>
+          </w:tcPr>
+          <w:p>
+            <w:pPr>
+              <w:spacing w:before="0" w:after="0"/>
+              <w:jc w:val="center"/>
+            </w:pPr>
+            <w:r>
+              <w:rPr>
+                <w:sz w:val="16"/>
               </w:rPr>
               <w:t>TTS y STT</w:t>
             </w:r>
@@ -711,12 +1504,29 @@
         <w:tc>
           <w:tcPr>
             <w:tcW w:type="dxa" w:w="2717"/>
-            <w:shd w:val="clear" w:color="auto" w:fill="FFFFFF"/>
-          </w:tcPr>
-          <w:p>
-            <w:r>
-              <w:rPr>
-                <w:sz w:val="17"/>
+            <w:shd w:val="clear" w:color="auto" w:fill="EAEAEA"/>
+            <w:tcBorders>
+              <w:top w:val="single" w:sz="12" w:color="FFFFFF"/>
+              <w:left w:val="single" w:sz="12" w:color="FFFFFF"/>
+              <w:bottom w:val="single" w:sz="12" w:color="FFFFFF"/>
+              <w:right w:val="single" w:sz="12" w:color="FFFFFF"/>
+            </w:tcBorders>
+            <w:vAlign w:val="center"/>
+            <w:tcMar>
+              <w:top w:w="40" w:type="dxa"/>
+              <w:left w:w="120" w:type="dxa"/>
+              <w:bottom w:w="40" w:type="dxa"/>
+              <w:right w:w="80" w:type="dxa"/>
+            </w:tcMar>
+          </w:tcPr>
+          <w:p>
+            <w:pPr>
+              <w:spacing w:before="0" w:after="0"/>
+              <w:jc w:val="both"/>
+            </w:pPr>
+            <w:r>
+              <w:rPr>
+                <w:sz w:val="16"/>
               </w:rPr>
               <w:t>Síntesis y reconocimiento de voz en español</w:t>
             </w:r>
@@ -724,15 +1534,35 @@
         </w:tc>
       </w:tr>
       <w:tr>
-        <w:tc>
-          <w:tcPr>
-            <w:tcW w:type="dxa" w:w="2717"/>
-            <w:shd w:val="clear" w:color="auto" w:fill="F8F8F8"/>
-          </w:tcPr>
-          <w:p>
-            <w:r>
-              <w:rPr>
-                <w:sz w:val="17"/>
+        <w:trPr>
+          <w:trHeight w:val="283" w:hRule="atLeast"/>
+        </w:trPr>
+        <w:tc>
+          <w:tcPr>
+            <w:tcW w:type="dxa" w:w="2717"/>
+            <w:shd w:val="clear" w:color="auto" w:fill="EAEAEA"/>
+            <w:tcBorders>
+              <w:top w:val="single" w:sz="12" w:color="FFFFFF"/>
+              <w:left w:val="single" w:sz="12" w:color="FFFFFF"/>
+              <w:bottom w:val="single" w:sz="12" w:color="FFFFFF"/>
+              <w:right w:val="single" w:sz="12" w:color="FFFFFF"/>
+            </w:tcBorders>
+            <w:vAlign w:val="center"/>
+            <w:tcMar>
+              <w:top w:w="40" w:type="dxa"/>
+              <w:left w:w="120" w:type="dxa"/>
+              <w:bottom w:w="40" w:type="dxa"/>
+              <w:right w:w="80" w:type="dxa"/>
+            </w:tcMar>
+          </w:tcPr>
+          <w:p>
+            <w:pPr>
+              <w:spacing w:before="0" w:after="0"/>
+              <w:jc w:val="center"/>
+            </w:pPr>
+            <w:r>
+              <w:rPr>
+                <w:sz w:val="16"/>
               </w:rPr>
               <w:t>14</w:t>
             </w:r>
@@ -741,12 +1571,29 @@
         <w:tc>
           <w:tcPr>
             <w:tcW w:type="dxa" w:w="2717"/>
-            <w:shd w:val="clear" w:color="auto" w:fill="F8F8F8"/>
-          </w:tcPr>
-          <w:p>
-            <w:r>
-              <w:rPr>
-                <w:sz w:val="17"/>
+            <w:shd w:val="clear" w:color="auto" w:fill="EAEAEA"/>
+            <w:tcBorders>
+              <w:top w:val="single" w:sz="12" w:color="FFFFFF"/>
+              <w:left w:val="single" w:sz="12" w:color="FFFFFF"/>
+              <w:bottom w:val="single" w:sz="12" w:color="FFFFFF"/>
+              <w:right w:val="single" w:sz="12" w:color="FFFFFF"/>
+            </w:tcBorders>
+            <w:vAlign w:val="center"/>
+            <w:tcMar>
+              <w:top w:w="40" w:type="dxa"/>
+              <w:left w:w="120" w:type="dxa"/>
+              <w:bottom w:w="40" w:type="dxa"/>
+              <w:right w:w="80" w:type="dxa"/>
+            </w:tcMar>
+          </w:tcPr>
+          <w:p>
+            <w:pPr>
+              <w:spacing w:before="0" w:after="0"/>
+              <w:jc w:val="center"/>
+            </w:pPr>
+            <w:r>
+              <w:rPr>
+                <w:sz w:val="16"/>
               </w:rPr>
               <w:t>Imagen y Video</w:t>
             </w:r>
@@ -755,12 +1602,29 @@
         <w:tc>
           <w:tcPr>
             <w:tcW w:type="dxa" w:w="2717"/>
-            <w:shd w:val="clear" w:color="auto" w:fill="F8F8F8"/>
-          </w:tcPr>
-          <w:p>
-            <w:r>
-              <w:rPr>
-                <w:sz w:val="17"/>
+            <w:shd w:val="clear" w:color="auto" w:fill="EAEAEA"/>
+            <w:tcBorders>
+              <w:top w:val="single" w:sz="12" w:color="FFFFFF"/>
+              <w:left w:val="single" w:sz="12" w:color="FFFFFF"/>
+              <w:bottom w:val="single" w:sz="12" w:color="FFFFFF"/>
+              <w:right w:val="single" w:sz="12" w:color="FFFFFF"/>
+            </w:tcBorders>
+            <w:vAlign w:val="center"/>
+            <w:tcMar>
+              <w:top w:w="40" w:type="dxa"/>
+              <w:left w:w="120" w:type="dxa"/>
+              <w:bottom w:w="40" w:type="dxa"/>
+              <w:right w:w="80" w:type="dxa"/>
+            </w:tcMar>
+          </w:tcPr>
+          <w:p>
+            <w:pPr>
+              <w:spacing w:before="0" w:after="0"/>
+              <w:jc w:val="both"/>
+            </w:pPr>
+            <w:r>
+              <w:rPr>
+                <w:sz w:val="16"/>
               </w:rPr>
               <w:t>ComfyUI y Stable Diffusion WebUI operativos</w:t>
             </w:r>
@@ -768,15 +1632,35 @@
         </w:tc>
       </w:tr>
       <w:tr>
-        <w:tc>
-          <w:tcPr>
-            <w:tcW w:type="dxa" w:w="2717"/>
-            <w:shd w:val="clear" w:color="auto" w:fill="FFFFFF"/>
-          </w:tcPr>
-          <w:p>
-            <w:r>
-              <w:rPr>
-                <w:sz w:val="17"/>
+        <w:trPr>
+          <w:trHeight w:val="283" w:hRule="atLeast"/>
+        </w:trPr>
+        <w:tc>
+          <w:tcPr>
+            <w:tcW w:type="dxa" w:w="2717"/>
+            <w:shd w:val="clear" w:color="auto" w:fill="EAEAEA"/>
+            <w:tcBorders>
+              <w:top w:val="single" w:sz="12" w:color="FFFFFF"/>
+              <w:left w:val="single" w:sz="12" w:color="FFFFFF"/>
+              <w:bottom w:val="single" w:sz="12" w:color="FFFFFF"/>
+              <w:right w:val="single" w:sz="12" w:color="FFFFFF"/>
+            </w:tcBorders>
+            <w:vAlign w:val="center"/>
+            <w:tcMar>
+              <w:top w:w="40" w:type="dxa"/>
+              <w:left w:w="120" w:type="dxa"/>
+              <w:bottom w:w="40" w:type="dxa"/>
+              <w:right w:w="80" w:type="dxa"/>
+            </w:tcMar>
+          </w:tcPr>
+          <w:p>
+            <w:pPr>
+              <w:spacing w:before="0" w:after="0"/>
+              <w:jc w:val="center"/>
+            </w:pPr>
+            <w:r>
+              <w:rPr>
+                <w:sz w:val="16"/>
               </w:rPr>
               <w:t>15</w:t>
             </w:r>
@@ -785,12 +1669,29 @@
         <w:tc>
           <w:tcPr>
             <w:tcW w:type="dxa" w:w="2717"/>
-            <w:shd w:val="clear" w:color="auto" w:fill="FFFFFF"/>
-          </w:tcPr>
-          <w:p>
-            <w:r>
-              <w:rPr>
-                <w:sz w:val="17"/>
+            <w:shd w:val="clear" w:color="auto" w:fill="EAEAEA"/>
+            <w:tcBorders>
+              <w:top w:val="single" w:sz="12" w:color="FFFFFF"/>
+              <w:left w:val="single" w:sz="12" w:color="FFFFFF"/>
+              <w:bottom w:val="single" w:sz="12" w:color="FFFFFF"/>
+              <w:right w:val="single" w:sz="12" w:color="FFFFFF"/>
+            </w:tcBorders>
+            <w:vAlign w:val="center"/>
+            <w:tcMar>
+              <w:top w:w="40" w:type="dxa"/>
+              <w:left w:w="120" w:type="dxa"/>
+              <w:bottom w:w="40" w:type="dxa"/>
+              <w:right w:w="80" w:type="dxa"/>
+            </w:tcMar>
+          </w:tcPr>
+          <w:p>
+            <w:pPr>
+              <w:spacing w:before="0" w:after="0"/>
+              <w:jc w:val="center"/>
+            </w:pPr>
+            <w:r>
+              <w:rPr>
+                <w:sz w:val="16"/>
               </w:rPr>
               <w:t>N8N</w:t>
             </w:r>
@@ -799,12 +1700,29 @@
         <w:tc>
           <w:tcPr>
             <w:tcW w:type="dxa" w:w="2717"/>
-            <w:shd w:val="clear" w:color="auto" w:fill="FFFFFF"/>
-          </w:tcPr>
-          <w:p>
-            <w:r>
-              <w:rPr>
-                <w:sz w:val="17"/>
+            <w:shd w:val="clear" w:color="auto" w:fill="EAEAEA"/>
+            <w:tcBorders>
+              <w:top w:val="single" w:sz="12" w:color="FFFFFF"/>
+              <w:left w:val="single" w:sz="12" w:color="FFFFFF"/>
+              <w:bottom w:val="single" w:sz="12" w:color="FFFFFF"/>
+              <w:right w:val="single" w:sz="12" w:color="FFFFFF"/>
+            </w:tcBorders>
+            <w:vAlign w:val="center"/>
+            <w:tcMar>
+              <w:top w:w="40" w:type="dxa"/>
+              <w:left w:w="120" w:type="dxa"/>
+              <w:bottom w:w="40" w:type="dxa"/>
+              <w:right w:w="80" w:type="dxa"/>
+            </w:tcMar>
+          </w:tcPr>
+          <w:p>
+            <w:pPr>
+              <w:spacing w:before="0" w:after="0"/>
+              <w:jc w:val="both"/>
+            </w:pPr>
+            <w:r>
+              <w:rPr>
+                <w:sz w:val="16"/>
               </w:rPr>
               <w:t>Automatización de flujos de trabajo con IA local</w:t>
             </w:r>
@@ -812,15 +1730,35 @@
         </w:tc>
       </w:tr>
       <w:tr>
-        <w:tc>
-          <w:tcPr>
-            <w:tcW w:type="dxa" w:w="2717"/>
-            <w:shd w:val="clear" w:color="auto" w:fill="F8F8F8"/>
-          </w:tcPr>
-          <w:p>
-            <w:r>
-              <w:rPr>
-                <w:sz w:val="17"/>
+        <w:trPr>
+          <w:trHeight w:val="283" w:hRule="atLeast"/>
+        </w:trPr>
+        <w:tc>
+          <w:tcPr>
+            <w:tcW w:type="dxa" w:w="2717"/>
+            <w:shd w:val="clear" w:color="auto" w:fill="EAEAEA"/>
+            <w:tcBorders>
+              <w:top w:val="single" w:sz="12" w:color="FFFFFF"/>
+              <w:left w:val="single" w:sz="12" w:color="FFFFFF"/>
+              <w:bottom w:val="single" w:sz="12" w:color="FFFFFF"/>
+              <w:right w:val="single" w:sz="12" w:color="FFFFFF"/>
+            </w:tcBorders>
+            <w:vAlign w:val="center"/>
+            <w:tcMar>
+              <w:top w:w="40" w:type="dxa"/>
+              <w:left w:w="120" w:type="dxa"/>
+              <w:bottom w:w="40" w:type="dxa"/>
+              <w:right w:w="80" w:type="dxa"/>
+            </w:tcMar>
+          </w:tcPr>
+          <w:p>
+            <w:pPr>
+              <w:spacing w:before="0" w:after="0"/>
+              <w:jc w:val="center"/>
+            </w:pPr>
+            <w:r>
+              <w:rPr>
+                <w:sz w:val="16"/>
               </w:rPr>
               <w:t>16</w:t>
             </w:r>
@@ -829,12 +1767,29 @@
         <w:tc>
           <w:tcPr>
             <w:tcW w:type="dxa" w:w="2717"/>
-            <w:shd w:val="clear" w:color="auto" w:fill="F8F8F8"/>
-          </w:tcPr>
-          <w:p>
-            <w:r>
-              <w:rPr>
-                <w:sz w:val="17"/>
+            <w:shd w:val="clear" w:color="auto" w:fill="EAEAEA"/>
+            <w:tcBorders>
+              <w:top w:val="single" w:sz="12" w:color="FFFFFF"/>
+              <w:left w:val="single" w:sz="12" w:color="FFFFFF"/>
+              <w:bottom w:val="single" w:sz="12" w:color="FFFFFF"/>
+              <w:right w:val="single" w:sz="12" w:color="FFFFFF"/>
+            </w:tcBorders>
+            <w:vAlign w:val="center"/>
+            <w:tcMar>
+              <w:top w:w="40" w:type="dxa"/>
+              <w:left w:w="120" w:type="dxa"/>
+              <w:bottom w:w="40" w:type="dxa"/>
+              <w:right w:w="80" w:type="dxa"/>
+            </w:tcMar>
+          </w:tcPr>
+          <w:p>
+            <w:pPr>
+              <w:spacing w:before="0" w:after="0"/>
+              <w:jc w:val="center"/>
+            </w:pPr>
+            <w:r>
+              <w:rPr>
+                <w:sz w:val="16"/>
               </w:rPr>
               <w:t>Benchmarking</w:t>
             </w:r>
@@ -843,12 +1798,29 @@
         <w:tc>
           <w:tcPr>
             <w:tcW w:type="dxa" w:w="2717"/>
-            <w:shd w:val="clear" w:color="auto" w:fill="F8F8F8"/>
-          </w:tcPr>
-          <w:p>
-            <w:r>
-              <w:rPr>
-                <w:sz w:val="17"/>
+            <w:shd w:val="clear" w:color="auto" w:fill="EAEAEA"/>
+            <w:tcBorders>
+              <w:top w:val="single" w:sz="12" w:color="FFFFFF"/>
+              <w:left w:val="single" w:sz="12" w:color="FFFFFF"/>
+              <w:bottom w:val="single" w:sz="12" w:color="FFFFFF"/>
+              <w:right w:val="single" w:sz="12" w:color="FFFFFF"/>
+            </w:tcBorders>
+            <w:vAlign w:val="center"/>
+            <w:tcMar>
+              <w:top w:w="40" w:type="dxa"/>
+              <w:left w:w="120" w:type="dxa"/>
+              <w:bottom w:w="40" w:type="dxa"/>
+              <w:right w:w="80" w:type="dxa"/>
+            </w:tcMar>
+          </w:tcPr>
+          <w:p>
+            <w:pPr>
+              <w:spacing w:before="0" w:after="0"/>
+              <w:jc w:val="both"/>
+            </w:pPr>
+            <w:r>
+              <w:rPr>
+                <w:sz w:val="16"/>
               </w:rPr>
               <w:t>Los 10 mejores modelos evaluados en su hardware</w:t>
             </w:r>
@@ -856,15 +1828,35 @@
         </w:tc>
       </w:tr>
       <w:tr>
-        <w:tc>
-          <w:tcPr>
-            <w:tcW w:type="dxa" w:w="2717"/>
-            <w:shd w:val="clear" w:color="auto" w:fill="FFFFFF"/>
-          </w:tcPr>
-          <w:p>
-            <w:r>
-              <w:rPr>
-                <w:sz w:val="17"/>
+        <w:trPr>
+          <w:trHeight w:val="283" w:hRule="atLeast"/>
+        </w:trPr>
+        <w:tc>
+          <w:tcPr>
+            <w:tcW w:type="dxa" w:w="2717"/>
+            <w:shd w:val="clear" w:color="auto" w:fill="EAEAEA"/>
+            <w:tcBorders>
+              <w:top w:val="single" w:sz="12" w:color="FFFFFF"/>
+              <w:left w:val="single" w:sz="12" w:color="FFFFFF"/>
+              <w:bottom w:val="single" w:sz="12" w:color="FFFFFF"/>
+              <w:right w:val="single" w:sz="12" w:color="FFFFFF"/>
+            </w:tcBorders>
+            <w:vAlign w:val="center"/>
+            <w:tcMar>
+              <w:top w:w="40" w:type="dxa"/>
+              <w:left w:w="120" w:type="dxa"/>
+              <w:bottom w:w="40" w:type="dxa"/>
+              <w:right w:w="80" w:type="dxa"/>
+            </w:tcMar>
+          </w:tcPr>
+          <w:p>
+            <w:pPr>
+              <w:spacing w:before="0" w:after="0"/>
+              <w:jc w:val="center"/>
+            </w:pPr>
+            <w:r>
+              <w:rPr>
+                <w:sz w:val="16"/>
               </w:rPr>
               <w:t>17</w:t>
             </w:r>
@@ -873,12 +1865,29 @@
         <w:tc>
           <w:tcPr>
             <w:tcW w:type="dxa" w:w="2717"/>
-            <w:shd w:val="clear" w:color="auto" w:fill="FFFFFF"/>
-          </w:tcPr>
-          <w:p>
-            <w:r>
-              <w:rPr>
-                <w:sz w:val="17"/>
+            <w:shd w:val="clear" w:color="auto" w:fill="EAEAEA"/>
+            <w:tcBorders>
+              <w:top w:val="single" w:sz="12" w:color="FFFFFF"/>
+              <w:left w:val="single" w:sz="12" w:color="FFFFFF"/>
+              <w:bottom w:val="single" w:sz="12" w:color="FFFFFF"/>
+              <w:right w:val="single" w:sz="12" w:color="FFFFFF"/>
+            </w:tcBorders>
+            <w:vAlign w:val="center"/>
+            <w:tcMar>
+              <w:top w:w="40" w:type="dxa"/>
+              <w:left w:w="120" w:type="dxa"/>
+              <w:bottom w:w="40" w:type="dxa"/>
+              <w:right w:w="80" w:type="dxa"/>
+            </w:tcMar>
+          </w:tcPr>
+          <w:p>
+            <w:pPr>
+              <w:spacing w:before="0" w:after="0"/>
+              <w:jc w:val="center"/>
+            </w:pPr>
+            <w:r>
+              <w:rPr>
+                <w:sz w:val="16"/>
               </w:rPr>
               <w:t>Producción</w:t>
             </w:r>
@@ -887,12 +1896,29 @@
         <w:tc>
           <w:tcPr>
             <w:tcW w:type="dxa" w:w="2717"/>
-            <w:shd w:val="clear" w:color="auto" w:fill="FFFFFF"/>
-          </w:tcPr>
-          <w:p>
-            <w:r>
-              <w:rPr>
-                <w:sz w:val="17"/>
+            <w:shd w:val="clear" w:color="auto" w:fill="EAEAEA"/>
+            <w:tcBorders>
+              <w:top w:val="single" w:sz="12" w:color="FFFFFF"/>
+              <w:left w:val="single" w:sz="12" w:color="FFFFFF"/>
+              <w:bottom w:val="single" w:sz="12" w:color="FFFFFF"/>
+              <w:right w:val="single" w:sz="12" w:color="FFFFFF"/>
+            </w:tcBorders>
+            <w:vAlign w:val="center"/>
+            <w:tcMar>
+              <w:top w:w="40" w:type="dxa"/>
+              <w:left w:w="120" w:type="dxa"/>
+              <w:bottom w:w="40" w:type="dxa"/>
+              <w:right w:w="80" w:type="dxa"/>
+            </w:tcMar>
+          </w:tcPr>
+          <w:p>
+            <w:pPr>
+              <w:spacing w:before="0" w:after="0"/>
+              <w:jc w:val="both"/>
+            </w:pPr>
+            <w:r>
+              <w:rPr>
+                <w:sz w:val="16"/>
               </w:rPr>
               <w:t>Hardening, watchdogs, firewall y monitoreo</w:t>
             </w:r>
@@ -900,15 +1926,35 @@
         </w:tc>
       </w:tr>
       <w:tr>
-        <w:tc>
-          <w:tcPr>
-            <w:tcW w:type="dxa" w:w="2717"/>
-            <w:shd w:val="clear" w:color="auto" w:fill="F8F8F8"/>
-          </w:tcPr>
-          <w:p>
-            <w:r>
-              <w:rPr>
-                <w:sz w:val="17"/>
+        <w:trPr>
+          <w:trHeight w:val="283" w:hRule="atLeast"/>
+        </w:trPr>
+        <w:tc>
+          <w:tcPr>
+            <w:tcW w:type="dxa" w:w="2717"/>
+            <w:shd w:val="clear" w:color="auto" w:fill="EAEAEA"/>
+            <w:tcBorders>
+              <w:top w:val="single" w:sz="12" w:color="FFFFFF"/>
+              <w:left w:val="single" w:sz="12" w:color="FFFFFF"/>
+              <w:bottom w:val="single" w:sz="12" w:color="FFFFFF"/>
+              <w:right w:val="single" w:sz="12" w:color="FFFFFF"/>
+            </w:tcBorders>
+            <w:vAlign w:val="center"/>
+            <w:tcMar>
+              <w:top w:w="40" w:type="dxa"/>
+              <w:left w:w="120" w:type="dxa"/>
+              <w:bottom w:w="40" w:type="dxa"/>
+              <w:right w:w="80" w:type="dxa"/>
+            </w:tcMar>
+          </w:tcPr>
+          <w:p>
+            <w:pPr>
+              <w:spacing w:before="0" w:after="0"/>
+              <w:jc w:val="center"/>
+            </w:pPr>
+            <w:r>
+              <w:rPr>
+                <w:sz w:val="16"/>
               </w:rPr>
               <w:t>18</w:t>
             </w:r>
@@ -917,12 +1963,29 @@
         <w:tc>
           <w:tcPr>
             <w:tcW w:type="dxa" w:w="2717"/>
-            <w:shd w:val="clear" w:color="auto" w:fill="F8F8F8"/>
-          </w:tcPr>
-          <w:p>
-            <w:r>
-              <w:rPr>
-                <w:sz w:val="17"/>
+            <w:shd w:val="clear" w:color="auto" w:fill="EAEAEA"/>
+            <w:tcBorders>
+              <w:top w:val="single" w:sz="12" w:color="FFFFFF"/>
+              <w:left w:val="single" w:sz="12" w:color="FFFFFF"/>
+              <w:bottom w:val="single" w:sz="12" w:color="FFFFFF"/>
+              <w:right w:val="single" w:sz="12" w:color="FFFFFF"/>
+            </w:tcBorders>
+            <w:vAlign w:val="center"/>
+            <w:tcMar>
+              <w:top w:w="40" w:type="dxa"/>
+              <w:left w:w="120" w:type="dxa"/>
+              <w:bottom w:w="40" w:type="dxa"/>
+              <w:right w:w="80" w:type="dxa"/>
+            </w:tcMar>
+          </w:tcPr>
+          <w:p>
+            <w:pPr>
+              <w:spacing w:before="0" w:after="0"/>
+              <w:jc w:val="center"/>
+            </w:pPr>
+            <w:r>
+              <w:rPr>
+                <w:sz w:val="16"/>
               </w:rPr>
               <w:t>Troubleshooting</w:t>
             </w:r>
@@ -931,12 +1994,29 @@
         <w:tc>
           <w:tcPr>
             <w:tcW w:type="dxa" w:w="2717"/>
-            <w:shd w:val="clear" w:color="auto" w:fill="F8F8F8"/>
-          </w:tcPr>
-          <w:p>
-            <w:r>
-              <w:rPr>
-                <w:sz w:val="17"/>
+            <w:shd w:val="clear" w:color="auto" w:fill="EAEAEA"/>
+            <w:tcBorders>
+              <w:top w:val="single" w:sz="12" w:color="FFFFFF"/>
+              <w:left w:val="single" w:sz="12" w:color="FFFFFF"/>
+              <w:bottom w:val="single" w:sz="12" w:color="FFFFFF"/>
+              <w:right w:val="single" w:sz="12" w:color="FFFFFF"/>
+            </w:tcBorders>
+            <w:vAlign w:val="center"/>
+            <w:tcMar>
+              <w:top w:w="40" w:type="dxa"/>
+              <w:left w:w="120" w:type="dxa"/>
+              <w:bottom w:w="40" w:type="dxa"/>
+              <w:right w:w="80" w:type="dxa"/>
+            </w:tcMar>
+          </w:tcPr>
+          <w:p>
+            <w:pPr>
+              <w:spacing w:before="0" w:after="0"/>
+              <w:jc w:val="both"/>
+            </w:pPr>
+            <w:r>
+              <w:rPr>
+                <w:sz w:val="16"/>
               </w:rPr>
               <w:t>Diagnóstico y solución de los errores más comunes</w:t>
             </w:r>

--- a/book/docx-por-capitulo/parte-a.docx
+++ b/book/docx-por-capitulo/parte-a.docx
@@ -24,7 +24,7 @@
     <w:p>
       <w:pPr>
         <w:pStyle w:val="Endure-FirstParagraphBodyText"/>
-        <w:spacing w:before="100" w:after="100"/>
+        <w:spacing w:before="100" w:after="100" w:line="240" w:lineRule="auto"/>
       </w:pPr>
       <w:r>
         <w:rPr>
@@ -36,7 +36,7 @@
     <w:p>
       <w:pPr>
         <w:pStyle w:val="Endure-ChapterBodyText"/>
-        <w:spacing w:before="100" w:after="100"/>
+        <w:spacing w:before="100" w:after="100" w:line="240" w:lineRule="auto"/>
       </w:pPr>
       <w:r>
         <w:rPr>
@@ -81,7 +81,7 @@
           </w:tcPr>
           <w:p>
             <w:pPr>
-              <w:spacing w:before="0" w:after="0"/>
+              <w:spacing w:before="0" w:after="0" w:line="240" w:lineRule="auto"/>
               <w:jc w:val="center"/>
             </w:pPr>
             <w:r>
@@ -114,7 +114,7 @@
           </w:tcPr>
           <w:p>
             <w:pPr>
-              <w:spacing w:before="0" w:after="0"/>
+              <w:spacing w:before="0" w:after="0" w:line="240" w:lineRule="auto"/>
               <w:jc w:val="center"/>
             </w:pPr>
             <w:r>
@@ -147,7 +147,7 @@
           </w:tcPr>
           <w:p>
             <w:pPr>
-              <w:spacing w:before="0" w:after="0"/>
+              <w:spacing w:before="0" w:after="0" w:line="240" w:lineRule="auto"/>
               <w:jc w:val="center"/>
             </w:pPr>
             <w:r>
@@ -185,7 +185,7 @@
           </w:tcPr>
           <w:p>
             <w:pPr>
-              <w:spacing w:before="0" w:after="0"/>
+              <w:spacing w:before="0" w:after="0" w:line="240" w:lineRule="auto"/>
               <w:jc w:val="center"/>
             </w:pPr>
             <w:r>
@@ -216,7 +216,7 @@
           </w:tcPr>
           <w:p>
             <w:pPr>
-              <w:spacing w:before="0" w:after="0"/>
+              <w:spacing w:before="0" w:after="0" w:line="240" w:lineRule="auto"/>
               <w:jc w:val="center"/>
             </w:pPr>
             <w:r>
@@ -247,7 +247,7 @@
           </w:tcPr>
           <w:p>
             <w:pPr>
-              <w:spacing w:before="0" w:after="0"/>
+              <w:spacing w:before="0" w:after="0" w:line="240" w:lineRule="auto"/>
               <w:jc w:val="both"/>
             </w:pPr>
             <w:r>
@@ -283,7 +283,7 @@
           </w:tcPr>
           <w:p>
             <w:pPr>
-              <w:spacing w:before="0" w:after="0"/>
+              <w:spacing w:before="0" w:after="0" w:line="240" w:lineRule="auto"/>
               <w:jc w:val="center"/>
             </w:pPr>
             <w:r>
@@ -314,7 +314,7 @@
           </w:tcPr>
           <w:p>
             <w:pPr>
-              <w:spacing w:before="0" w:after="0"/>
+              <w:spacing w:before="0" w:after="0" w:line="240" w:lineRule="auto"/>
               <w:jc w:val="center"/>
             </w:pPr>
             <w:r>
@@ -345,7 +345,7 @@
           </w:tcPr>
           <w:p>
             <w:pPr>
-              <w:spacing w:before="0" w:after="0"/>
+              <w:spacing w:before="0" w:after="0" w:line="240" w:lineRule="auto"/>
               <w:jc w:val="both"/>
             </w:pPr>
             <w:r>
@@ -381,7 +381,7 @@
           </w:tcPr>
           <w:p>
             <w:pPr>
-              <w:spacing w:before="0" w:after="0"/>
+              <w:spacing w:before="0" w:after="0" w:line="240" w:lineRule="auto"/>
               <w:jc w:val="center"/>
             </w:pPr>
             <w:r>
@@ -412,7 +412,7 @@
           </w:tcPr>
           <w:p>
             <w:pPr>
-              <w:spacing w:before="0" w:after="0"/>
+              <w:spacing w:before="0" w:after="0" w:line="240" w:lineRule="auto"/>
               <w:jc w:val="center"/>
             </w:pPr>
             <w:r>
@@ -443,7 +443,7 @@
           </w:tcPr>
           <w:p>
             <w:pPr>
-              <w:spacing w:before="0" w:after="0"/>
+              <w:spacing w:before="0" w:after="0" w:line="240" w:lineRule="auto"/>
               <w:jc w:val="both"/>
             </w:pPr>
             <w:r>
@@ -479,7 +479,7 @@
           </w:tcPr>
           <w:p>
             <w:pPr>
-              <w:spacing w:before="0" w:after="0"/>
+              <w:spacing w:before="0" w:after="0" w:line="240" w:lineRule="auto"/>
               <w:jc w:val="center"/>
             </w:pPr>
             <w:r>
@@ -510,7 +510,7 @@
           </w:tcPr>
           <w:p>
             <w:pPr>
-              <w:spacing w:before="0" w:after="0"/>
+              <w:spacing w:before="0" w:after="0" w:line="240" w:lineRule="auto"/>
               <w:jc w:val="center"/>
             </w:pPr>
             <w:r>
@@ -541,7 +541,7 @@
           </w:tcPr>
           <w:p>
             <w:pPr>
-              <w:spacing w:before="0" w:after="0"/>
+              <w:spacing w:before="0" w:after="0" w:line="240" w:lineRule="auto"/>
               <w:jc w:val="center"/>
             </w:pPr>
             <w:r>
@@ -577,7 +577,7 @@
           </w:tcPr>
           <w:p>
             <w:pPr>
-              <w:spacing w:before="0" w:after="0"/>
+              <w:spacing w:before="0" w:after="0" w:line="240" w:lineRule="auto"/>
               <w:jc w:val="center"/>
             </w:pPr>
             <w:r>
@@ -608,7 +608,7 @@
           </w:tcPr>
           <w:p>
             <w:pPr>
-              <w:spacing w:before="0" w:after="0"/>
+              <w:spacing w:before="0" w:after="0" w:line="240" w:lineRule="auto"/>
               <w:jc w:val="center"/>
             </w:pPr>
             <w:r>
@@ -639,7 +639,7 @@
           </w:tcPr>
           <w:p>
             <w:pPr>
-              <w:spacing w:before="0" w:after="0"/>
+              <w:spacing w:before="0" w:after="0" w:line="240" w:lineRule="auto"/>
               <w:jc w:val="both"/>
             </w:pPr>
             <w:r>
@@ -675,7 +675,7 @@
           </w:tcPr>
           <w:p>
             <w:pPr>
-              <w:spacing w:before="0" w:after="0"/>
+              <w:spacing w:before="0" w:after="0" w:line="240" w:lineRule="auto"/>
               <w:jc w:val="center"/>
             </w:pPr>
             <w:r>
@@ -706,7 +706,7 @@
           </w:tcPr>
           <w:p>
             <w:pPr>
-              <w:spacing w:before="0" w:after="0"/>
+              <w:spacing w:before="0" w:after="0" w:line="240" w:lineRule="auto"/>
               <w:jc w:val="center"/>
             </w:pPr>
             <w:r>
@@ -737,7 +737,7 @@
           </w:tcPr>
           <w:p>
             <w:pPr>
-              <w:spacing w:before="0" w:after="0"/>
+              <w:spacing w:before="0" w:after="0" w:line="240" w:lineRule="auto"/>
               <w:jc w:val="both"/>
             </w:pPr>
             <w:r>
@@ -773,7 +773,7 @@
           </w:tcPr>
           <w:p>
             <w:pPr>
-              <w:spacing w:before="0" w:after="0"/>
+              <w:spacing w:before="0" w:after="0" w:line="240" w:lineRule="auto"/>
               <w:jc w:val="center"/>
             </w:pPr>
             <w:r>
@@ -804,7 +804,7 @@
           </w:tcPr>
           <w:p>
             <w:pPr>
-              <w:spacing w:before="0" w:after="0"/>
+              <w:spacing w:before="0" w:after="0" w:line="240" w:lineRule="auto"/>
               <w:jc w:val="center"/>
             </w:pPr>
             <w:r>
@@ -835,7 +835,7 @@
           </w:tcPr>
           <w:p>
             <w:pPr>
-              <w:spacing w:before="0" w:after="0"/>
+              <w:spacing w:before="0" w:after="0" w:line="240" w:lineRule="auto"/>
               <w:jc w:val="both"/>
             </w:pPr>
             <w:r>
@@ -871,7 +871,7 @@
           </w:tcPr>
           <w:p>
             <w:pPr>
-              <w:spacing w:before="0" w:after="0"/>
+              <w:spacing w:before="0" w:after="0" w:line="240" w:lineRule="auto"/>
               <w:jc w:val="center"/>
             </w:pPr>
             <w:r>
@@ -902,7 +902,7 @@
           </w:tcPr>
           <w:p>
             <w:pPr>
-              <w:spacing w:before="0" w:after="0"/>
+              <w:spacing w:before="0" w:after="0" w:line="240" w:lineRule="auto"/>
               <w:jc w:val="center"/>
             </w:pPr>
             <w:r>
@@ -933,7 +933,7 @@
           </w:tcPr>
           <w:p>
             <w:pPr>
-              <w:spacing w:before="0" w:after="0"/>
+              <w:spacing w:before="0" w:after="0" w:line="240" w:lineRule="auto"/>
               <w:jc w:val="both"/>
             </w:pPr>
             <w:r>
@@ -969,7 +969,7 @@
           </w:tcPr>
           <w:p>
             <w:pPr>
-              <w:spacing w:before="0" w:after="0"/>
+              <w:spacing w:before="0" w:after="0" w:line="240" w:lineRule="auto"/>
               <w:jc w:val="center"/>
             </w:pPr>
             <w:r>
@@ -1000,7 +1000,7 @@
           </w:tcPr>
           <w:p>
             <w:pPr>
-              <w:spacing w:before="0" w:after="0"/>
+              <w:spacing w:before="0" w:after="0" w:line="240" w:lineRule="auto"/>
               <w:jc w:val="center"/>
             </w:pPr>
             <w:r>
@@ -1031,7 +1031,7 @@
           </w:tcPr>
           <w:p>
             <w:pPr>
-              <w:spacing w:before="0" w:after="0"/>
+              <w:spacing w:before="0" w:after="0" w:line="240" w:lineRule="auto"/>
               <w:jc w:val="both"/>
             </w:pPr>
             <w:r>
@@ -1067,7 +1067,7 @@
           </w:tcPr>
           <w:p>
             <w:pPr>
-              <w:spacing w:before="0" w:after="0"/>
+              <w:spacing w:before="0" w:after="0" w:line="240" w:lineRule="auto"/>
               <w:jc w:val="center"/>
             </w:pPr>
             <w:r>
@@ -1098,7 +1098,7 @@
           </w:tcPr>
           <w:p>
             <w:pPr>
-              <w:spacing w:before="0" w:after="0"/>
+              <w:spacing w:before="0" w:after="0" w:line="240" w:lineRule="auto"/>
               <w:jc w:val="center"/>
             </w:pPr>
             <w:r>
@@ -1129,7 +1129,7 @@
           </w:tcPr>
           <w:p>
             <w:pPr>
-              <w:spacing w:before="0" w:after="0"/>
+              <w:spacing w:before="0" w:after="0" w:line="240" w:lineRule="auto"/>
               <w:jc w:val="both"/>
             </w:pPr>
             <w:r>
@@ -1165,7 +1165,7 @@
           </w:tcPr>
           <w:p>
             <w:pPr>
-              <w:spacing w:before="0" w:after="0"/>
+              <w:spacing w:before="0" w:after="0" w:line="240" w:lineRule="auto"/>
               <w:jc w:val="center"/>
             </w:pPr>
             <w:r>
@@ -1196,7 +1196,7 @@
           </w:tcPr>
           <w:p>
             <w:pPr>
-              <w:spacing w:before="0" w:after="0"/>
+              <w:spacing w:before="0" w:after="0" w:line="240" w:lineRule="auto"/>
               <w:jc w:val="center"/>
             </w:pPr>
             <w:r>
@@ -1227,7 +1227,7 @@
           </w:tcPr>
           <w:p>
             <w:pPr>
-              <w:spacing w:before="0" w:after="0"/>
+              <w:spacing w:before="0" w:after="0" w:line="240" w:lineRule="auto"/>
               <w:jc w:val="both"/>
             </w:pPr>
             <w:r>
@@ -1263,7 +1263,7 @@
           </w:tcPr>
           <w:p>
             <w:pPr>
-              <w:spacing w:before="0" w:after="0"/>
+              <w:spacing w:before="0" w:after="0" w:line="240" w:lineRule="auto"/>
               <w:jc w:val="center"/>
             </w:pPr>
             <w:r>
@@ -1294,7 +1294,7 @@
           </w:tcPr>
           <w:p>
             <w:pPr>
-              <w:spacing w:before="0" w:after="0"/>
+              <w:spacing w:before="0" w:after="0" w:line="240" w:lineRule="auto"/>
               <w:jc w:val="center"/>
             </w:pPr>
             <w:r>
@@ -1325,7 +1325,7 @@
           </w:tcPr>
           <w:p>
             <w:pPr>
-              <w:spacing w:before="0" w:after="0"/>
+              <w:spacing w:before="0" w:after="0" w:line="240" w:lineRule="auto"/>
               <w:jc w:val="both"/>
             </w:pPr>
             <w:r>
@@ -1361,7 +1361,7 @@
           </w:tcPr>
           <w:p>
             <w:pPr>
-              <w:spacing w:before="0" w:after="0"/>
+              <w:spacing w:before="0" w:after="0" w:line="240" w:lineRule="auto"/>
               <w:jc w:val="center"/>
             </w:pPr>
             <w:r>
@@ -1392,7 +1392,7 @@
           </w:tcPr>
           <w:p>
             <w:pPr>
-              <w:spacing w:before="0" w:after="0"/>
+              <w:spacing w:before="0" w:after="0" w:line="240" w:lineRule="auto"/>
               <w:jc w:val="center"/>
             </w:pPr>
             <w:r>
@@ -1423,7 +1423,7 @@
           </w:tcPr>
           <w:p>
             <w:pPr>
-              <w:spacing w:before="0" w:after="0"/>
+              <w:spacing w:before="0" w:after="0" w:line="240" w:lineRule="auto"/>
               <w:jc w:val="both"/>
             </w:pPr>
             <w:r>
@@ -1459,7 +1459,7 @@
           </w:tcPr>
           <w:p>
             <w:pPr>
-              <w:spacing w:before="0" w:after="0"/>
+              <w:spacing w:before="0" w:after="0" w:line="240" w:lineRule="auto"/>
               <w:jc w:val="center"/>
             </w:pPr>
             <w:r>
@@ -1490,7 +1490,7 @@
           </w:tcPr>
           <w:p>
             <w:pPr>
-              <w:spacing w:before="0" w:after="0"/>
+              <w:spacing w:before="0" w:after="0" w:line="240" w:lineRule="auto"/>
               <w:jc w:val="center"/>
             </w:pPr>
             <w:r>
@@ -1521,7 +1521,7 @@
           </w:tcPr>
           <w:p>
             <w:pPr>
-              <w:spacing w:before="0" w:after="0"/>
+              <w:spacing w:before="0" w:after="0" w:line="240" w:lineRule="auto"/>
               <w:jc w:val="both"/>
             </w:pPr>
             <w:r>
@@ -1557,7 +1557,7 @@
           </w:tcPr>
           <w:p>
             <w:pPr>
-              <w:spacing w:before="0" w:after="0"/>
+              <w:spacing w:before="0" w:after="0" w:line="240" w:lineRule="auto"/>
               <w:jc w:val="center"/>
             </w:pPr>
             <w:r>
@@ -1588,7 +1588,7 @@
           </w:tcPr>
           <w:p>
             <w:pPr>
-              <w:spacing w:before="0" w:after="0"/>
+              <w:spacing w:before="0" w:after="0" w:line="240" w:lineRule="auto"/>
               <w:jc w:val="center"/>
             </w:pPr>
             <w:r>
@@ -1619,7 +1619,7 @@
           </w:tcPr>
           <w:p>
             <w:pPr>
-              <w:spacing w:before="0" w:after="0"/>
+              <w:spacing w:before="0" w:after="0" w:line="240" w:lineRule="auto"/>
               <w:jc w:val="both"/>
             </w:pPr>
             <w:r>
@@ -1655,7 +1655,7 @@
           </w:tcPr>
           <w:p>
             <w:pPr>
-              <w:spacing w:before="0" w:after="0"/>
+              <w:spacing w:before="0" w:after="0" w:line="240" w:lineRule="auto"/>
               <w:jc w:val="center"/>
             </w:pPr>
             <w:r>
@@ -1686,7 +1686,7 @@
           </w:tcPr>
           <w:p>
             <w:pPr>
-              <w:spacing w:before="0" w:after="0"/>
+              <w:spacing w:before="0" w:after="0" w:line="240" w:lineRule="auto"/>
               <w:jc w:val="center"/>
             </w:pPr>
             <w:r>
@@ -1717,7 +1717,7 @@
           </w:tcPr>
           <w:p>
             <w:pPr>
-              <w:spacing w:before="0" w:after="0"/>
+              <w:spacing w:before="0" w:after="0" w:line="240" w:lineRule="auto"/>
               <w:jc w:val="both"/>
             </w:pPr>
             <w:r>
@@ -1753,7 +1753,7 @@
           </w:tcPr>
           <w:p>
             <w:pPr>
-              <w:spacing w:before="0" w:after="0"/>
+              <w:spacing w:before="0" w:after="0" w:line="240" w:lineRule="auto"/>
               <w:jc w:val="center"/>
             </w:pPr>
             <w:r>
@@ -1784,7 +1784,7 @@
           </w:tcPr>
           <w:p>
             <w:pPr>
-              <w:spacing w:before="0" w:after="0"/>
+              <w:spacing w:before="0" w:after="0" w:line="240" w:lineRule="auto"/>
               <w:jc w:val="center"/>
             </w:pPr>
             <w:r>
@@ -1815,7 +1815,7 @@
           </w:tcPr>
           <w:p>
             <w:pPr>
-              <w:spacing w:before="0" w:after="0"/>
+              <w:spacing w:before="0" w:after="0" w:line="240" w:lineRule="auto"/>
               <w:jc w:val="both"/>
             </w:pPr>
             <w:r>
@@ -1851,7 +1851,7 @@
           </w:tcPr>
           <w:p>
             <w:pPr>
-              <w:spacing w:before="0" w:after="0"/>
+              <w:spacing w:before="0" w:after="0" w:line="240" w:lineRule="auto"/>
               <w:jc w:val="center"/>
             </w:pPr>
             <w:r>
@@ -1882,7 +1882,7 @@
           </w:tcPr>
           <w:p>
             <w:pPr>
-              <w:spacing w:before="0" w:after="0"/>
+              <w:spacing w:before="0" w:after="0" w:line="240" w:lineRule="auto"/>
               <w:jc w:val="center"/>
             </w:pPr>
             <w:r>
@@ -1913,7 +1913,7 @@
           </w:tcPr>
           <w:p>
             <w:pPr>
-              <w:spacing w:before="0" w:after="0"/>
+              <w:spacing w:before="0" w:after="0" w:line="240" w:lineRule="auto"/>
               <w:jc w:val="both"/>
             </w:pPr>
             <w:r>
@@ -1949,7 +1949,7 @@
           </w:tcPr>
           <w:p>
             <w:pPr>
-              <w:spacing w:before="0" w:after="0"/>
+              <w:spacing w:before="0" w:after="0" w:line="240" w:lineRule="auto"/>
               <w:jc w:val="center"/>
             </w:pPr>
             <w:r>
@@ -1980,7 +1980,7 @@
           </w:tcPr>
           <w:p>
             <w:pPr>
-              <w:spacing w:before="0" w:after="0"/>
+              <w:spacing w:before="0" w:after="0" w:line="240" w:lineRule="auto"/>
               <w:jc w:val="center"/>
             </w:pPr>
             <w:r>
@@ -2011,7 +2011,7 @@
           </w:tcPr>
           <w:p>
             <w:pPr>
-              <w:spacing w:before="0" w:after="0"/>
+              <w:spacing w:before="0" w:after="0" w:line="240" w:lineRule="auto"/>
               <w:jc w:val="both"/>
             </w:pPr>
             <w:r>
@@ -2083,6 +2083,11 @@
     </w:p>
     <w:sectPr>
       <w:footerReference w:type="first" r:id="rId43"/>
+      <w:headerReference w:type="default" r:id="rId46"/>
+      <w:footerReference w:type="default" r:id="rId47"/>
+      <w:headerReference w:type="even" r:id="rId48"/>
+      <w:footerReference w:type="even" r:id="rId49"/>
+      <w:headerReference w:type="first" r:id="rId50"/>
       <w:type w:val="nextColumn"/>
       <w:pgSz w:w="10080" w:h="14400"/>
       <w:pgMar w:top="794" w:right="851" w:bottom="794" w:left="1077" w:header="454" w:footer="454" w:gutter="0"/>
@@ -3327,6 +3332,26 @@
 </w:ftr>
 </file>
 
+<file path=word/footer34.xml><?xml version="1.0" encoding="utf-8"?>
+<w:ftr xmlns:m="http://schemas.openxmlformats.org/officeDocument/2006/math" xmlns:mc="http://schemas.openxmlformats.org/markup-compatibility/2006" xmlns:mo="http://schemas.microsoft.com/office/mac/office/2008/main" xmlns:mv="urn:schemas-microsoft-com:mac:vml" xmlns:o="urn:schemas-microsoft-com:office:office" xmlns:r="http://schemas.openxmlformats.org/officeDocument/2006/relationships" xmlns:v="urn:schemas-microsoft-com:vml" xmlns:w10="urn:schemas-microsoft-com:office:word" xmlns:w14="http://schemas.microsoft.com/office/word/2010/wordml" xmlns:w="http://schemas.openxmlformats.org/wordprocessingml/2006/main" xmlns:wne="http://schemas.microsoft.com/office/word/2006/wordml" xmlns:wp14="http://schemas.microsoft.com/office/word/2010/wordprocessingDrawing" xmlns:wp="http://schemas.openxmlformats.org/drawingml/2006/wordprocessingDrawing" xmlns:wpc="http://schemas.microsoft.com/office/word/2010/wordprocessingCanvas" xmlns:wpg="http://schemas.microsoft.com/office/word/2010/wordprocessingGroup" xmlns:wpi="http://schemas.microsoft.com/office/word/2010/wordprocessingInk" xmlns:wps="http://schemas.microsoft.com/office/word/2010/wordprocessingShape" mc:Ignorable="w14 wp14">
+  <w:p>
+    <w:pPr>
+      <w:pStyle w:val="Footer"/>
+    </w:pPr>
+  </w:p>
+</w:ftr>
+</file>
+
+<file path=word/footer35.xml><?xml version="1.0" encoding="utf-8"?>
+<w:ftr xmlns:m="http://schemas.openxmlformats.org/officeDocument/2006/math" xmlns:mc="http://schemas.openxmlformats.org/markup-compatibility/2006" xmlns:mo="http://schemas.microsoft.com/office/mac/office/2008/main" xmlns:mv="urn:schemas-microsoft-com:mac:vml" xmlns:o="urn:schemas-microsoft-com:office:office" xmlns:r="http://schemas.openxmlformats.org/officeDocument/2006/relationships" xmlns:v="urn:schemas-microsoft-com:vml" xmlns:w10="urn:schemas-microsoft-com:office:word" xmlns:w14="http://schemas.microsoft.com/office/word/2010/wordml" xmlns:w="http://schemas.openxmlformats.org/wordprocessingml/2006/main" xmlns:wne="http://schemas.microsoft.com/office/word/2006/wordml" xmlns:wp14="http://schemas.microsoft.com/office/word/2010/wordprocessingDrawing" xmlns:wp="http://schemas.openxmlformats.org/drawingml/2006/wordprocessingDrawing" xmlns:wpc="http://schemas.microsoft.com/office/word/2010/wordprocessingCanvas" xmlns:wpg="http://schemas.microsoft.com/office/word/2010/wordprocessingGroup" xmlns:wpi="http://schemas.microsoft.com/office/word/2010/wordprocessingInk" xmlns:wps="http://schemas.microsoft.com/office/word/2010/wordprocessingShape" mc:Ignorable="w14 wp14">
+  <w:p>
+    <w:pPr>
+      <w:pStyle w:val="Footer"/>
+    </w:pPr>
+  </w:p>
+</w:ftr>
+</file>
+
 <file path=word/footer4.xml><?xml version="1.0" encoding="utf-8"?>
 <w:ftr xmlns:wpc="http://schemas.microsoft.com/office/word/2010/wordprocessingCanvas" xmlns:cx="http://schemas.microsoft.com/office/drawing/2014/chartex" xmlns:cx1="http://schemas.microsoft.com/office/drawing/2015/9/8/chartex" xmlns:cx2="http://schemas.microsoft.com/office/drawing/2015/10/21/chartex" xmlns:cx3="http://schemas.microsoft.com/office/drawing/2016/5/9/chartex" xmlns:cx4="http://schemas.microsoft.com/office/drawing/2016/5/10/chartex" xmlns:cx5="http://schemas.microsoft.com/office/drawing/2016/5/11/chartex" xmlns:cx6="http://schemas.microsoft.com/office/drawing/2016/5/12/chartex" xmlns:cx7="http://schemas.microsoft.com/office/drawing/2016/5/13/chartex" xmlns:cx8="http://schemas.microsoft.com/office/drawing/2016/5/14/chartex" xmlns:mc="http://schemas.openxmlformats.org/markup-compatibility/2006" xmlns:aink="http://schemas.microsoft.com/office/drawing/2016/ink" xmlns:am3d="http://schemas.microsoft.com/office/drawing/2017/model3d" xmlns:o="urn:schemas-microsoft-com:office:office" xmlns:oel="http://schemas.microsoft.com/office/2019/extlst" xmlns:r="http://schemas.openxmlformats.org/officeDocument/2006/relationships" xmlns:m="http://schemas.openxmlformats.org/officeDocument/2006/math" xmlns:v="urn:schemas-microsoft-com:vml" xmlns:wp14="http://schemas.microsoft.com/office/word/2010/wordprocessingDrawing" xmlns:wp="http://schemas.openxmlformats.org/drawingml/2006/wordprocessingDrawing" xmlns:w10="urn:schemas-microsoft-com:office:word" xmlns:w="http://schemas.openxmlformats.org/wordprocessingml/2006/main" xmlns:w14="http://schemas.microsoft.com/office/word/2010/wordml" xmlns:w15="http://schemas.microsoft.com/office/word/2012/wordml" xmlns:w16cex="http://schemas.microsoft.com/office/word/2018/wordml/cex" xmlns:w16cid="http://schemas.microsoft.com/office/word/2016/wordml/cid" xmlns:w16="http://schemas.microsoft.com/office/word/2018/wordml" xmlns:w16du="http://schemas.microsoft.com/office/word/2023/wordml/word16du" xmlns:w16sdtdh="http://schemas.microsoft.com/office/word/2020/wordml/sdtdatahash" xmlns:w16sdtfl="http://schemas.microsoft.com/office/word/2024/wordml/sdtformatlock" xmlns:w16se="http://schemas.microsoft.com/office/word/2015/wordml/symex" xmlns:wpg="http://schemas.microsoft.com/office/word/2010/wordprocessingGroup" xmlns:wpi="http://schemas.microsoft.com/office/word/2010/wordprocessingInk" xmlns:wne="http://schemas.microsoft.com/office/word/2006/wordml" xmlns:wps="http://schemas.microsoft.com/office/word/2010/wordprocessingShape" mc:Ignorable="w14 w15 w16se w16cid w16 w16cex w16sdtdh w16sdtfl w16du wp14">
   <w:p>
@@ -3584,6 +3609,36 @@
     <w:r>
       <w:t>TÍTULO DEL LIBRO</w:t>
     </w:r>
+  </w:p>
+</w:hdr>
+</file>
+
+<file path=word/header3.xml><?xml version="1.0" encoding="utf-8"?>
+<w:hdr xmlns:m="http://schemas.openxmlformats.org/officeDocument/2006/math" xmlns:mc="http://schemas.openxmlformats.org/markup-compatibility/2006" xmlns:mo="http://schemas.microsoft.com/office/mac/office/2008/main" xmlns:mv="urn:schemas-microsoft-com:mac:vml" xmlns:o="urn:schemas-microsoft-com:office:office" xmlns:r="http://schemas.openxmlformats.org/officeDocument/2006/relationships" xmlns:v="urn:schemas-microsoft-com:vml" xmlns:w10="urn:schemas-microsoft-com:office:word" xmlns:w14="http://schemas.microsoft.com/office/word/2010/wordml" xmlns:w="http://schemas.openxmlformats.org/wordprocessingml/2006/main" xmlns:wne="http://schemas.microsoft.com/office/word/2006/wordml" xmlns:wp14="http://schemas.microsoft.com/office/word/2010/wordprocessingDrawing" xmlns:wp="http://schemas.openxmlformats.org/drawingml/2006/wordprocessingDrawing" xmlns:wpc="http://schemas.microsoft.com/office/word/2010/wordprocessingCanvas" xmlns:wpg="http://schemas.microsoft.com/office/word/2010/wordprocessingGroup" xmlns:wpi="http://schemas.microsoft.com/office/word/2010/wordprocessingInk" xmlns:wps="http://schemas.microsoft.com/office/word/2010/wordprocessingShape" mc:Ignorable="w14 wp14">
+  <w:p>
+    <w:pPr>
+      <w:pStyle w:val="Header"/>
+    </w:pPr>
+  </w:p>
+</w:hdr>
+</file>
+
+<file path=word/header4.xml><?xml version="1.0" encoding="utf-8"?>
+<w:hdr xmlns:m="http://schemas.openxmlformats.org/officeDocument/2006/math" xmlns:mc="http://schemas.openxmlformats.org/markup-compatibility/2006" xmlns:mo="http://schemas.microsoft.com/office/mac/office/2008/main" xmlns:mv="urn:schemas-microsoft-com:mac:vml" xmlns:o="urn:schemas-microsoft-com:office:office" xmlns:r="http://schemas.openxmlformats.org/officeDocument/2006/relationships" xmlns:v="urn:schemas-microsoft-com:vml" xmlns:w10="urn:schemas-microsoft-com:office:word" xmlns:w14="http://schemas.microsoft.com/office/word/2010/wordml" xmlns:w="http://schemas.openxmlformats.org/wordprocessingml/2006/main" xmlns:wne="http://schemas.microsoft.com/office/word/2006/wordml" xmlns:wp14="http://schemas.microsoft.com/office/word/2010/wordprocessingDrawing" xmlns:wp="http://schemas.openxmlformats.org/drawingml/2006/wordprocessingDrawing" xmlns:wpc="http://schemas.microsoft.com/office/word/2010/wordprocessingCanvas" xmlns:wpg="http://schemas.microsoft.com/office/word/2010/wordprocessingGroup" xmlns:wpi="http://schemas.microsoft.com/office/word/2010/wordprocessingInk" xmlns:wps="http://schemas.microsoft.com/office/word/2010/wordprocessingShape" mc:Ignorable="w14 wp14">
+  <w:p>
+    <w:pPr>
+      <w:pStyle w:val="Header"/>
+    </w:pPr>
+  </w:p>
+</w:hdr>
+</file>
+
+<file path=word/header5.xml><?xml version="1.0" encoding="utf-8"?>
+<w:hdr xmlns:m="http://schemas.openxmlformats.org/officeDocument/2006/math" xmlns:mc="http://schemas.openxmlformats.org/markup-compatibility/2006" xmlns:mo="http://schemas.microsoft.com/office/mac/office/2008/main" xmlns:mv="urn:schemas-microsoft-com:mac:vml" xmlns:o="urn:schemas-microsoft-com:office:office" xmlns:r="http://schemas.openxmlformats.org/officeDocument/2006/relationships" xmlns:v="urn:schemas-microsoft-com:vml" xmlns:w10="urn:schemas-microsoft-com:office:word" xmlns:w14="http://schemas.microsoft.com/office/word/2010/wordml" xmlns:w="http://schemas.openxmlformats.org/wordprocessingml/2006/main" xmlns:wne="http://schemas.microsoft.com/office/word/2006/wordml" xmlns:wp14="http://schemas.microsoft.com/office/word/2010/wordprocessingDrawing" xmlns:wp="http://schemas.openxmlformats.org/drawingml/2006/wordprocessingDrawing" xmlns:wpc="http://schemas.microsoft.com/office/word/2010/wordprocessingCanvas" xmlns:wpg="http://schemas.microsoft.com/office/word/2010/wordprocessingGroup" xmlns:wpi="http://schemas.microsoft.com/office/word/2010/wordprocessingInk" xmlns:wps="http://schemas.microsoft.com/office/word/2010/wordprocessingShape" mc:Ignorable="w14 wp14">
+  <w:p>
+    <w:pPr>
+      <w:pStyle w:val="Header"/>
+    </w:pPr>
   </w:p>
 </w:hdr>
 </file>
